--- a/storage/app/public/template/template_ptk.docx
+++ b/storage/app/public/template/template_ptk.docx
@@ -410,6 +410,7 @@
                 <w:szCs w:val="20"/>
               </w:rPr>
             </w:pPr>
+            <w:proofErr w:type="spellStart"/>
             <w:r>
               <w:rPr>
                 <w:rFonts w:ascii="Arial" w:hAnsi="Arial" w:cs="Arial"/>
@@ -428,6 +429,7 @@
               </w:rPr>
               <w:t>mor</w:t>
             </w:r>
+            <w:proofErr w:type="spellEnd"/>
             <w:r>
               <w:rPr>
                 <w:rFonts w:ascii="Arial" w:hAnsi="Arial" w:cs="Arial"/>
@@ -469,6 +471,7 @@
                 <w:szCs w:val="20"/>
               </w:rPr>
             </w:pPr>
+            <w:proofErr w:type="spellStart"/>
             <w:r>
               <w:rPr>
                 <w:rFonts w:ascii="Arial" w:hAnsi="Arial" w:cs="Arial"/>
@@ -478,7 +481,19 @@
                 <w:sz w:val="20"/>
                 <w:szCs w:val="20"/>
               </w:rPr>
-              <w:t xml:space="preserve">Kategori </w:t>
+              <w:t>Kategori</w:t>
+            </w:r>
+            <w:proofErr w:type="spellEnd"/>
+            <w:r>
+              <w:rPr>
+                <w:rFonts w:ascii="Arial" w:hAnsi="Arial" w:cs="Arial"/>
+                <w:b/>
+                <w:bCs/>
+                <w:color w:val="000000"/>
+                <w:sz w:val="20"/>
+                <w:szCs w:val="20"/>
+              </w:rPr>
+              <w:t xml:space="preserve"> </w:t>
             </w:r>
           </w:p>
         </w:tc>
@@ -497,6 +512,7 @@
                 <w:szCs w:val="20"/>
               </w:rPr>
             </w:pPr>
+            <w:proofErr w:type="gramStart"/>
             <w:r>
               <w:rPr>
                 <w:rFonts w:ascii="Segoe UI Symbol" w:hAnsi="Segoe UI Symbol" w:cs="Segoe UI Symbol"/>
@@ -524,6 +540,7 @@
               </w:rPr>
               <w:t xml:space="preserve"> </w:t>
             </w:r>
+            <w:proofErr w:type="spellStart"/>
             <w:r>
               <w:rPr>
                 <w:rFonts w:ascii="Arial" w:hAnsi="Arial" w:cs="Arial"/>
@@ -533,6 +550,8 @@
               </w:rPr>
               <w:t>Observasi</w:t>
             </w:r>
+            <w:proofErr w:type="spellEnd"/>
+            <w:proofErr w:type="gramEnd"/>
             <w:r>
               <w:rPr>
                 <w:rFonts w:ascii="Arial" w:hAnsi="Arial" w:cs="Arial"/>
@@ -637,7 +656,25 @@
                 <w:sz w:val="20"/>
                 <w:szCs w:val="20"/>
               </w:rPr>
-              <w:t>Prodi/Fakultas/Unit</w:t>
+              <w:t>Prodi/</w:t>
+            </w:r>
+            <w:proofErr w:type="spellStart"/>
+            <w:r>
+              <w:rPr>
+                <w:rFonts w:ascii="Arial" w:hAnsi="Arial" w:cs="Arial"/>
+                <w:sz w:val="20"/>
+                <w:szCs w:val="20"/>
+              </w:rPr>
+              <w:t>Fakultas</w:t>
+            </w:r>
+            <w:proofErr w:type="spellEnd"/>
+            <w:r>
+              <w:rPr>
+                <w:rFonts w:ascii="Arial" w:hAnsi="Arial" w:cs="Arial"/>
+                <w:sz w:val="20"/>
+                <w:szCs w:val="20"/>
+              </w:rPr>
+              <w:t>/Unit</w:t>
             </w:r>
           </w:p>
         </w:tc>
@@ -679,6 +716,7 @@
                 <w:szCs w:val="20"/>
               </w:rPr>
             </w:pPr>
+            <w:proofErr w:type="spellStart"/>
             <w:r>
               <w:rPr>
                 <w:rFonts w:ascii="Arial" w:hAnsi="Arial" w:cs="Arial"/>
@@ -695,6 +733,7 @@
               </w:rPr>
               <w:t>an</w:t>
             </w:r>
+            <w:proofErr w:type="spellEnd"/>
           </w:p>
         </w:tc>
         <w:tc>
@@ -998,13 +1037,23 @@
                 <w:szCs w:val="20"/>
               </w:rPr>
             </w:pPr>
-            <w:r>
-              <w:rPr>
-                <w:rFonts w:ascii="Arial" w:hAnsi="Arial" w:cs="Arial"/>
-                <w:sz w:val="20"/>
-                <w:szCs w:val="20"/>
-              </w:rPr>
-              <w:t>Tanggal Audit</w:t>
+            <w:proofErr w:type="spellStart"/>
+            <w:r>
+              <w:rPr>
+                <w:rFonts w:ascii="Arial" w:hAnsi="Arial" w:cs="Arial"/>
+                <w:sz w:val="20"/>
+                <w:szCs w:val="20"/>
+              </w:rPr>
+              <w:t>Tanggal</w:t>
+            </w:r>
+            <w:proofErr w:type="spellEnd"/>
+            <w:r>
+              <w:rPr>
+                <w:rFonts w:ascii="Arial" w:hAnsi="Arial" w:cs="Arial"/>
+                <w:sz w:val="20"/>
+                <w:szCs w:val="20"/>
+              </w:rPr>
+              <w:t xml:space="preserve"> Audit</w:t>
             </w:r>
           </w:p>
         </w:tc>
@@ -1046,13 +1095,41 @@
                 <w:szCs w:val="20"/>
               </w:rPr>
             </w:pPr>
-            <w:r>
-              <w:rPr>
-                <w:rFonts w:ascii="Arial" w:hAnsi="Arial" w:cs="Arial"/>
-                <w:sz w:val="20"/>
-                <w:szCs w:val="20"/>
-              </w:rPr>
-              <w:t>Referensi (Butir Mutu)</w:t>
+            <w:proofErr w:type="spellStart"/>
+            <w:r>
+              <w:rPr>
+                <w:rFonts w:ascii="Arial" w:hAnsi="Arial" w:cs="Arial"/>
+                <w:sz w:val="20"/>
+                <w:szCs w:val="20"/>
+              </w:rPr>
+              <w:t>Referensi</w:t>
+            </w:r>
+            <w:proofErr w:type="spellEnd"/>
+            <w:r>
+              <w:rPr>
+                <w:rFonts w:ascii="Arial" w:hAnsi="Arial" w:cs="Arial"/>
+                <w:sz w:val="20"/>
+                <w:szCs w:val="20"/>
+              </w:rPr>
+              <w:t xml:space="preserve"> (</w:t>
+            </w:r>
+            <w:proofErr w:type="spellStart"/>
+            <w:r>
+              <w:rPr>
+                <w:rFonts w:ascii="Arial" w:hAnsi="Arial" w:cs="Arial"/>
+                <w:sz w:val="20"/>
+                <w:szCs w:val="20"/>
+              </w:rPr>
+              <w:t>Butir</w:t>
+            </w:r>
+            <w:proofErr w:type="spellEnd"/>
+            <w:r>
+              <w:rPr>
+                <w:rFonts w:ascii="Arial" w:hAnsi="Arial" w:cs="Arial"/>
+                <w:sz w:val="20"/>
+                <w:szCs w:val="20"/>
+              </w:rPr>
+              <w:t xml:space="preserve"> Mutu)</w:t>
             </w:r>
           </w:p>
         </w:tc>
@@ -1075,7 +1152,25 @@
                 <w:sz w:val="20"/>
                 <w:szCs w:val="20"/>
               </w:rPr>
-              <w:t>${referensi}</w:t>
+              <w:t>${</w:t>
+            </w:r>
+            <w:proofErr w:type="spellStart"/>
+            <w:r>
+              <w:rPr>
+                <w:rFonts w:ascii="Arial" w:hAnsi="Arial" w:cs="Arial"/>
+                <w:sz w:val="20"/>
+                <w:szCs w:val="20"/>
+              </w:rPr>
+              <w:t>referensi</w:t>
+            </w:r>
+            <w:proofErr w:type="spellEnd"/>
+            <w:r>
+              <w:rPr>
+                <w:rFonts w:ascii="Arial" w:hAnsi="Arial" w:cs="Arial"/>
+                <w:sz w:val="20"/>
+                <w:szCs w:val="20"/>
+              </w:rPr>
+              <w:t>}</w:t>
             </w:r>
           </w:p>
         </w:tc>
@@ -1303,6 +1398,7 @@
                 <w:szCs w:val="20"/>
               </w:rPr>
             </w:pPr>
+            <w:proofErr w:type="spellStart"/>
             <w:r>
               <w:rPr>
                 <w:rFonts w:ascii="Arial" w:hAnsi="Arial" w:cs="Arial"/>
@@ -1311,14 +1407,25 @@
               </w:rPr>
               <w:t>Analisis</w:t>
             </w:r>
-            <w:r>
-              <w:rPr>
-                <w:rFonts w:ascii="Arial" w:hAnsi="Arial" w:cs="Arial"/>
-                <w:sz w:val="20"/>
-                <w:szCs w:val="20"/>
-              </w:rPr>
-              <w:t xml:space="preserve"> Penyebab</w:t>
-            </w:r>
+            <w:proofErr w:type="spellEnd"/>
+            <w:r>
+              <w:rPr>
+                <w:rFonts w:ascii="Arial" w:hAnsi="Arial" w:cs="Arial"/>
+                <w:sz w:val="20"/>
+                <w:szCs w:val="20"/>
+              </w:rPr>
+              <w:t xml:space="preserve"> </w:t>
+            </w:r>
+            <w:proofErr w:type="spellStart"/>
+            <w:r>
+              <w:rPr>
+                <w:rFonts w:ascii="Arial" w:hAnsi="Arial" w:cs="Arial"/>
+                <w:sz w:val="20"/>
+                <w:szCs w:val="20"/>
+              </w:rPr>
+              <w:t>Penyebab</w:t>
+            </w:r>
+            <w:proofErr w:type="spellEnd"/>
           </w:p>
         </w:tc>
       </w:tr>
@@ -1424,7 +1531,25 @@
                 <w:sz w:val="20"/>
                 <w:szCs w:val="20"/>
               </w:rPr>
-              <w:t>${analisis}</w:t>
+              <w:t>${</w:t>
+            </w:r>
+            <w:proofErr w:type="spellStart"/>
+            <w:r>
+              <w:rPr>
+                <w:rFonts w:ascii="Arial" w:hAnsi="Arial" w:cs="Arial"/>
+                <w:sz w:val="20"/>
+                <w:szCs w:val="20"/>
+              </w:rPr>
+              <w:t>analisis</w:t>
+            </w:r>
+            <w:proofErr w:type="spellEnd"/>
+            <w:r>
+              <w:rPr>
+                <w:rFonts w:ascii="Arial" w:hAnsi="Arial" w:cs="Arial"/>
+                <w:sz w:val="20"/>
+                <w:szCs w:val="20"/>
+              </w:rPr>
+              <w:t>}</w:t>
             </w:r>
           </w:p>
         </w:tc>
@@ -1475,13 +1600,23 @@
                 <w:szCs w:val="20"/>
               </w:rPr>
             </w:pPr>
-            <w:r>
-              <w:rPr>
-                <w:rFonts w:ascii="Arial" w:hAnsi="Arial" w:cs="Arial"/>
-                <w:sz w:val="20"/>
-                <w:szCs w:val="20"/>
-              </w:rPr>
-              <w:t xml:space="preserve">Akibat </w:t>
+            <w:proofErr w:type="spellStart"/>
+            <w:r>
+              <w:rPr>
+                <w:rFonts w:ascii="Arial" w:hAnsi="Arial" w:cs="Arial"/>
+                <w:sz w:val="20"/>
+                <w:szCs w:val="20"/>
+              </w:rPr>
+              <w:t>Akibat</w:t>
+            </w:r>
+            <w:proofErr w:type="spellEnd"/>
+            <w:r>
+              <w:rPr>
+                <w:rFonts w:ascii="Arial" w:hAnsi="Arial" w:cs="Arial"/>
+                <w:sz w:val="20"/>
+                <w:szCs w:val="20"/>
+              </w:rPr>
+              <w:t xml:space="preserve"> </w:t>
             </w:r>
           </w:p>
         </w:tc>
@@ -1588,7 +1723,25 @@
                 <w:sz w:val="20"/>
                 <w:szCs w:val="20"/>
               </w:rPr>
-              <w:t>${akibat}</w:t>
+              <w:t>${</w:t>
+            </w:r>
+            <w:proofErr w:type="spellStart"/>
+            <w:r>
+              <w:rPr>
+                <w:rFonts w:ascii="Arial" w:hAnsi="Arial" w:cs="Arial"/>
+                <w:sz w:val="20"/>
+                <w:szCs w:val="20"/>
+              </w:rPr>
+              <w:t>akibat</w:t>
+            </w:r>
+            <w:proofErr w:type="spellEnd"/>
+            <w:r>
+              <w:rPr>
+                <w:rFonts w:ascii="Arial" w:hAnsi="Arial" w:cs="Arial"/>
+                <w:sz w:val="20"/>
+                <w:szCs w:val="20"/>
+              </w:rPr>
+              <w:t>}</w:t>
             </w:r>
           </w:p>
         </w:tc>
@@ -1637,13 +1790,23 @@
                 <w:szCs w:val="20"/>
               </w:rPr>
             </w:pPr>
-            <w:r>
-              <w:rPr>
-                <w:rFonts w:ascii="Arial" w:hAnsi="Arial" w:cs="Arial"/>
-                <w:sz w:val="20"/>
-                <w:szCs w:val="20"/>
-              </w:rPr>
-              <w:t>Ketua Auditor</w:t>
+            <w:proofErr w:type="spellStart"/>
+            <w:r>
+              <w:rPr>
+                <w:rFonts w:ascii="Arial" w:hAnsi="Arial" w:cs="Arial"/>
+                <w:sz w:val="20"/>
+                <w:szCs w:val="20"/>
+              </w:rPr>
+              <w:t>Ketua</w:t>
+            </w:r>
+            <w:proofErr w:type="spellEnd"/>
+            <w:r>
+              <w:rPr>
+                <w:rFonts w:ascii="Arial" w:hAnsi="Arial" w:cs="Arial"/>
+                <w:sz w:val="20"/>
+                <w:szCs w:val="20"/>
+              </w:rPr>
+              <w:t xml:space="preserve"> Auditor</w:t>
             </w:r>
           </w:p>
         </w:tc>
@@ -1689,13 +1852,23 @@
                 <w:szCs w:val="20"/>
               </w:rPr>
             </w:pPr>
-            <w:r>
-              <w:rPr>
-                <w:rFonts w:ascii="Arial" w:hAnsi="Arial" w:cs="Arial"/>
-                <w:sz w:val="20"/>
-                <w:szCs w:val="20"/>
-              </w:rPr>
-              <w:t>Tanggal Audit</w:t>
+            <w:proofErr w:type="spellStart"/>
+            <w:r>
+              <w:rPr>
+                <w:rFonts w:ascii="Arial" w:hAnsi="Arial" w:cs="Arial"/>
+                <w:sz w:val="20"/>
+                <w:szCs w:val="20"/>
+              </w:rPr>
+              <w:t>Tanggal</w:t>
+            </w:r>
+            <w:proofErr w:type="spellEnd"/>
+            <w:r>
+              <w:rPr>
+                <w:rFonts w:ascii="Arial" w:hAnsi="Arial" w:cs="Arial"/>
+                <w:sz w:val="20"/>
+                <w:szCs w:val="20"/>
+              </w:rPr>
+              <w:t xml:space="preserve"> Audit</w:t>
             </w:r>
           </w:p>
         </w:tc>
@@ -1827,7 +2000,551 @@
     <w:p>
       <w:pPr>
         <w:spacing w:after="0" w:line="240" w:lineRule="auto"/>
-        <w:jc w:val="center"/>
+        <w:rPr>
+          <w:rFonts w:ascii="Arial" w:hAnsi="Arial" w:cs="Arial"/>
+          <w:b/>
+          <w:color w:val="002060"/>
+          <w:sz w:val="20"/>
+          <w:szCs w:val="20"/>
+        </w:rPr>
+      </w:pPr>
+    </w:p>
+    <w:tbl>
+      <w:tblPr>
+        <w:tblW w:w="10065" w:type="dxa"/>
+        <w:tblInd w:w="-431" w:type="dxa"/>
+        <w:tblBorders>
+          <w:top w:val="single" w:sz="4" w:space="0" w:color="000000"/>
+          <w:left w:val="single" w:sz="4" w:space="0" w:color="000000"/>
+          <w:bottom w:val="single" w:sz="4" w:space="0" w:color="000000"/>
+          <w:right w:val="single" w:sz="4" w:space="0" w:color="000000"/>
+          <w:insideH w:val="single" w:sz="4" w:space="0" w:color="000000"/>
+          <w:insideV w:val="single" w:sz="4" w:space="0" w:color="000000"/>
+        </w:tblBorders>
+        <w:tblLayout w:type="fixed"/>
+        <w:tblLook w:val="04A0" w:firstRow="1" w:lastRow="0" w:firstColumn="1" w:lastColumn="0" w:noHBand="0" w:noVBand="1"/>
+      </w:tblPr>
+      <w:tblGrid>
+        <w:gridCol w:w="658"/>
+        <w:gridCol w:w="6005"/>
+        <w:gridCol w:w="1134"/>
+        <w:gridCol w:w="1134"/>
+        <w:gridCol w:w="1134"/>
+      </w:tblGrid>
+      <w:tr>
+        <w:tc>
+          <w:tcPr>
+            <w:tcW w:w="658" w:type="dxa"/>
+            <w:vMerge w:val="restart"/>
+            <w:shd w:val="clear" w:color="auto" w:fill="BDD6EE"/>
+            <w:vAlign w:val="center"/>
+          </w:tcPr>
+          <w:p>
+            <w:pPr>
+              <w:spacing w:after="0" w:line="240" w:lineRule="auto"/>
+              <w:jc w:val="center"/>
+              <w:rPr>
+                <w:rFonts w:ascii="Arial" w:eastAsia="Calibri" w:hAnsi="Arial" w:cs="Arial"/>
+                <w:bCs/>
+                <w:iCs/>
+                <w:sz w:val="20"/>
+                <w:szCs w:val="20"/>
+                <w:lang w:val="en-AU"/>
+              </w:rPr>
+            </w:pPr>
+            <w:r>
+              <w:rPr>
+                <w:rFonts w:ascii="Arial" w:eastAsia="Calibri" w:hAnsi="Arial" w:cs="Arial"/>
+                <w:bCs/>
+                <w:iCs/>
+                <w:sz w:val="20"/>
+                <w:szCs w:val="20"/>
+                <w:lang w:val="en-AU"/>
+              </w:rPr>
+              <w:t>No</w:t>
+            </w:r>
+          </w:p>
+        </w:tc>
+        <w:tc>
+          <w:tcPr>
+            <w:tcW w:w="6005" w:type="dxa"/>
+            <w:vMerge w:val="restart"/>
+            <w:shd w:val="clear" w:color="auto" w:fill="BDD6EE"/>
+            <w:vAlign w:val="center"/>
+          </w:tcPr>
+          <w:p>
+            <w:pPr>
+              <w:spacing w:after="0" w:line="240" w:lineRule="auto"/>
+              <w:jc w:val="center"/>
+              <w:rPr>
+                <w:rFonts w:ascii="Arial" w:eastAsia="Calibri" w:hAnsi="Arial" w:cs="Arial"/>
+                <w:bCs/>
+                <w:iCs/>
+                <w:sz w:val="20"/>
+                <w:szCs w:val="20"/>
+                <w:lang w:val="en-AU"/>
+              </w:rPr>
+            </w:pPr>
+            <w:proofErr w:type="spellStart"/>
+            <w:r>
+              <w:rPr>
+                <w:rFonts w:ascii="Arial" w:eastAsia="Calibri" w:hAnsi="Arial" w:cs="Arial"/>
+                <w:bCs/>
+                <w:sz w:val="20"/>
+                <w:szCs w:val="20"/>
+                <w:lang w:val="en-AU"/>
+              </w:rPr>
+              <w:t>Deskripsi</w:t>
+            </w:r>
+            <w:proofErr w:type="spellEnd"/>
+            <w:r>
+              <w:rPr>
+                <w:rFonts w:ascii="Arial" w:eastAsia="Calibri" w:hAnsi="Arial" w:cs="Arial"/>
+                <w:bCs/>
+                <w:sz w:val="20"/>
+                <w:szCs w:val="20"/>
+                <w:lang w:val="en-AU"/>
+              </w:rPr>
+              <w:t xml:space="preserve"> / </w:t>
+            </w:r>
+            <w:proofErr w:type="spellStart"/>
+            <w:r>
+              <w:rPr>
+                <w:rFonts w:ascii="Arial" w:eastAsia="Calibri" w:hAnsi="Arial" w:cs="Arial"/>
+                <w:bCs/>
+                <w:sz w:val="20"/>
+                <w:szCs w:val="20"/>
+                <w:lang w:val="en-AU"/>
+              </w:rPr>
+              <w:t>Uraian</w:t>
+            </w:r>
+            <w:proofErr w:type="spellEnd"/>
+            <w:r>
+              <w:rPr>
+                <w:rFonts w:ascii="Arial" w:eastAsia="Calibri" w:hAnsi="Arial" w:cs="Arial"/>
+                <w:bCs/>
+                <w:sz w:val="20"/>
+                <w:szCs w:val="20"/>
+                <w:lang w:val="en-AU"/>
+              </w:rPr>
+              <w:t xml:space="preserve"> </w:t>
+            </w:r>
+            <w:proofErr w:type="spellStart"/>
+            <w:r>
+              <w:rPr>
+                <w:rFonts w:ascii="Arial" w:eastAsia="Calibri" w:hAnsi="Arial" w:cs="Arial"/>
+                <w:bCs/>
+                <w:sz w:val="20"/>
+                <w:szCs w:val="20"/>
+                <w:lang w:val="en-AU"/>
+              </w:rPr>
+              <w:t>Temuan</w:t>
+            </w:r>
+            <w:proofErr w:type="spellEnd"/>
+          </w:p>
+        </w:tc>
+        <w:tc>
+          <w:tcPr>
+            <w:tcW w:w="3402" w:type="dxa"/>
+            <w:gridSpan w:val="3"/>
+            <w:shd w:val="clear" w:color="auto" w:fill="BDD6EE"/>
+            <w:vAlign w:val="center"/>
+          </w:tcPr>
+          <w:p>
+            <w:pPr>
+              <w:spacing w:after="0" w:line="240" w:lineRule="auto"/>
+              <w:jc w:val="center"/>
+              <w:rPr>
+                <w:rFonts w:ascii="Arial" w:eastAsia="Calibri" w:hAnsi="Arial" w:cs="Arial"/>
+                <w:bCs/>
+                <w:iCs/>
+                <w:sz w:val="20"/>
+                <w:szCs w:val="20"/>
+                <w:lang w:val="en-AU"/>
+              </w:rPr>
+            </w:pPr>
+            <w:proofErr w:type="spellStart"/>
+            <w:r>
+              <w:rPr>
+                <w:rFonts w:ascii="Arial" w:eastAsia="Calibri" w:hAnsi="Arial" w:cs="Arial"/>
+                <w:bCs/>
+                <w:iCs/>
+                <w:sz w:val="20"/>
+                <w:szCs w:val="20"/>
+                <w:lang w:val="en-AU"/>
+              </w:rPr>
+              <w:t>Kategori</w:t>
+            </w:r>
+            <w:proofErr w:type="spellEnd"/>
+            <w:r>
+              <w:rPr>
+                <w:rFonts w:ascii="Arial" w:eastAsia="Calibri" w:hAnsi="Arial" w:cs="Arial"/>
+                <w:bCs/>
+                <w:iCs/>
+                <w:sz w:val="20"/>
+                <w:szCs w:val="20"/>
+                <w:lang w:val="en-AU"/>
+              </w:rPr>
+              <w:t xml:space="preserve"> </w:t>
+            </w:r>
+            <w:proofErr w:type="spellStart"/>
+            <w:r>
+              <w:rPr>
+                <w:rFonts w:ascii="Arial" w:eastAsia="Calibri" w:hAnsi="Arial" w:cs="Arial"/>
+                <w:bCs/>
+                <w:iCs/>
+                <w:sz w:val="20"/>
+                <w:szCs w:val="20"/>
+                <w:lang w:val="en-AU"/>
+              </w:rPr>
+              <w:t>Temuan</w:t>
+            </w:r>
+            <w:proofErr w:type="spellEnd"/>
+            <w:r>
+              <w:rPr>
+                <w:rFonts w:ascii="Arial" w:eastAsia="Calibri" w:hAnsi="Arial" w:cs="Arial"/>
+                <w:bCs/>
+                <w:iCs/>
+                <w:sz w:val="20"/>
+                <w:szCs w:val="20"/>
+                <w:lang w:val="en-AU"/>
+              </w:rPr>
+              <w:t xml:space="preserve"> </w:t>
+            </w:r>
+          </w:p>
+        </w:tc>
+      </w:tr>
+      <w:tr>
+        <w:tc>
+          <w:tcPr>
+            <w:tcW w:w="658" w:type="dxa"/>
+            <w:vMerge/>
+          </w:tcPr>
+          <w:p>
+            <w:pPr>
+              <w:spacing w:after="0" w:line="240" w:lineRule="auto"/>
+              <w:rPr>
+                <w:rFonts w:ascii="Arial" w:eastAsia="Calibri" w:hAnsi="Arial" w:cs="Arial"/>
+                <w:bCs/>
+                <w:sz w:val="20"/>
+                <w:szCs w:val="20"/>
+                <w:lang w:val="en-AU"/>
+              </w:rPr>
+            </w:pPr>
+          </w:p>
+        </w:tc>
+        <w:tc>
+          <w:tcPr>
+            <w:tcW w:w="6005" w:type="dxa"/>
+            <w:vMerge/>
+          </w:tcPr>
+          <w:p>
+            <w:pPr>
+              <w:spacing w:after="0" w:line="240" w:lineRule="auto"/>
+              <w:rPr>
+                <w:rFonts w:ascii="Arial" w:eastAsia="Calibri" w:hAnsi="Arial" w:cs="Arial"/>
+                <w:bCs/>
+                <w:sz w:val="20"/>
+                <w:szCs w:val="20"/>
+                <w:lang w:val="en-AU"/>
+              </w:rPr>
+            </w:pPr>
+          </w:p>
+        </w:tc>
+        <w:tc>
+          <w:tcPr>
+            <w:tcW w:w="1134" w:type="dxa"/>
+            <w:shd w:val="clear" w:color="auto" w:fill="BDD6EE"/>
+            <w:vAlign w:val="center"/>
+          </w:tcPr>
+          <w:p>
+            <w:pPr>
+              <w:spacing w:after="0" w:line="240" w:lineRule="auto"/>
+              <w:ind w:left="-105" w:right="-76"/>
+              <w:jc w:val="center"/>
+              <w:rPr>
+                <w:rFonts w:ascii="Arial" w:eastAsia="Calibri" w:hAnsi="Arial" w:cs="Arial"/>
+                <w:bCs/>
+                <w:sz w:val="20"/>
+                <w:szCs w:val="20"/>
+                <w:lang w:val="en-AU"/>
+              </w:rPr>
+            </w:pPr>
+            <w:proofErr w:type="spellStart"/>
+            <w:r>
+              <w:rPr>
+                <w:rFonts w:ascii="Arial" w:eastAsia="Calibri" w:hAnsi="Arial" w:cs="Arial"/>
+                <w:bCs/>
+                <w:sz w:val="20"/>
+                <w:szCs w:val="20"/>
+                <w:lang w:val="en-AU"/>
+              </w:rPr>
+              <w:t>Observasi</w:t>
+            </w:r>
+            <w:proofErr w:type="spellEnd"/>
+          </w:p>
+        </w:tc>
+        <w:tc>
+          <w:tcPr>
+            <w:tcW w:w="1134" w:type="dxa"/>
+            <w:shd w:val="clear" w:color="auto" w:fill="BDD6EE"/>
+            <w:vAlign w:val="center"/>
+          </w:tcPr>
+          <w:p>
+            <w:pPr>
+              <w:spacing w:after="0" w:line="240" w:lineRule="auto"/>
+              <w:jc w:val="center"/>
+              <w:rPr>
+                <w:rFonts w:ascii="Arial" w:eastAsia="Calibri" w:hAnsi="Arial" w:cs="Arial"/>
+                <w:bCs/>
+                <w:sz w:val="20"/>
+                <w:szCs w:val="20"/>
+              </w:rPr>
+            </w:pPr>
+            <w:r>
+              <w:rPr>
+                <w:rFonts w:ascii="Arial" w:eastAsia="Calibri" w:hAnsi="Arial" w:cs="Arial"/>
+                <w:bCs/>
+                <w:sz w:val="20"/>
+                <w:szCs w:val="20"/>
+                <w:lang w:val="en-AU"/>
+              </w:rPr>
+              <w:t>KTS Minor</w:t>
+            </w:r>
+          </w:p>
+        </w:tc>
+        <w:tc>
+          <w:tcPr>
+            <w:tcW w:w="1134" w:type="dxa"/>
+            <w:shd w:val="clear" w:color="auto" w:fill="BDD6EE"/>
+            <w:vAlign w:val="center"/>
+          </w:tcPr>
+          <w:p>
+            <w:pPr>
+              <w:spacing w:after="0" w:line="240" w:lineRule="auto"/>
+              <w:jc w:val="center"/>
+              <w:rPr>
+                <w:rFonts w:ascii="Arial" w:eastAsia="Calibri" w:hAnsi="Arial" w:cs="Arial"/>
+                <w:bCs/>
+                <w:sz w:val="20"/>
+                <w:szCs w:val="20"/>
+                <w:lang w:val="en-AU"/>
+              </w:rPr>
+            </w:pPr>
+            <w:r>
+              <w:rPr>
+                <w:rFonts w:ascii="Arial" w:eastAsia="Calibri" w:hAnsi="Arial" w:cs="Arial"/>
+                <w:bCs/>
+                <w:sz w:val="20"/>
+                <w:szCs w:val="20"/>
+                <w:lang w:val="en-AU"/>
+              </w:rPr>
+              <w:t>KTS Mayor</w:t>
+            </w:r>
+          </w:p>
+        </w:tc>
+      </w:tr>
+      <w:tr>
+        <w:tc>
+          <w:tcPr>
+            <w:tcW w:w="658" w:type="dxa"/>
+          </w:tcPr>
+          <w:p>
+            <w:pPr>
+              <w:spacing w:after="0" w:line="240" w:lineRule="auto"/>
+              <w:jc w:val="center"/>
+              <w:rPr>
+                <w:rFonts w:ascii="Arial" w:eastAsia="Calibri" w:hAnsi="Arial" w:cs="Arial"/>
+                <w:sz w:val="20"/>
+                <w:szCs w:val="20"/>
+                <w:lang w:val="en-AU"/>
+              </w:rPr>
+            </w:pPr>
+            <w:r>
+              <w:rPr>
+                <w:rFonts w:ascii="Arial" w:eastAsia="Calibri" w:hAnsi="Arial" w:cs="Arial"/>
+                <w:sz w:val="20"/>
+                <w:szCs w:val="20"/>
+                <w:lang w:val="en-AU"/>
+              </w:rPr>
+              <w:t>${</w:t>
+            </w:r>
+            <w:proofErr w:type="spellStart"/>
+            <w:r>
+              <w:rPr>
+                <w:rFonts w:ascii="Arial" w:eastAsia="Calibri" w:hAnsi="Arial" w:cs="Arial"/>
+                <w:sz w:val="20"/>
+                <w:szCs w:val="20"/>
+                <w:lang w:val="en-AU"/>
+              </w:rPr>
+              <w:t>noTemuan</w:t>
+            </w:r>
+            <w:proofErr w:type="spellEnd"/>
+            <w:r>
+              <w:rPr>
+                <w:rFonts w:ascii="Arial" w:eastAsia="Calibri" w:hAnsi="Arial" w:cs="Arial"/>
+                <w:sz w:val="20"/>
+                <w:szCs w:val="20"/>
+                <w:lang w:val="en-AU"/>
+              </w:rPr>
+              <w:t>}</w:t>
+            </w:r>
+          </w:p>
+        </w:tc>
+        <w:tc>
+          <w:tcPr>
+            <w:tcW w:w="6005" w:type="dxa"/>
+          </w:tcPr>
+          <w:p>
+            <w:pPr>
+              <w:spacing w:after="0" w:line="240" w:lineRule="auto"/>
+              <w:rPr>
+                <w:rFonts w:ascii="Arial" w:eastAsia="Calibri" w:hAnsi="Arial" w:cs="Arial"/>
+                <w:sz w:val="20"/>
+                <w:szCs w:val="20"/>
+                <w:lang w:val="en-AU"/>
+              </w:rPr>
+            </w:pPr>
+            <w:r>
+              <w:rPr>
+                <w:rFonts w:ascii="Arial" w:eastAsia="Calibri" w:hAnsi="Arial" w:cs="Arial"/>
+                <w:sz w:val="20"/>
+                <w:szCs w:val="20"/>
+                <w:lang w:val="en-AU"/>
+              </w:rPr>
+              <w:t>${</w:t>
+            </w:r>
+            <w:proofErr w:type="spellStart"/>
+            <w:r>
+              <w:rPr>
+                <w:rFonts w:ascii="Arial" w:eastAsia="Calibri" w:hAnsi="Arial" w:cs="Arial"/>
+                <w:sz w:val="20"/>
+                <w:szCs w:val="20"/>
+                <w:lang w:val="en-AU"/>
+              </w:rPr>
+              <w:t>temuan</w:t>
+            </w:r>
+            <w:proofErr w:type="spellEnd"/>
+            <w:r>
+              <w:rPr>
+                <w:rFonts w:ascii="Arial" w:eastAsia="Calibri" w:hAnsi="Arial" w:cs="Arial"/>
+                <w:sz w:val="20"/>
+                <w:szCs w:val="20"/>
+                <w:lang w:val="en-AU"/>
+              </w:rPr>
+              <w:t>}</w:t>
+            </w:r>
+          </w:p>
+        </w:tc>
+        <w:tc>
+          <w:tcPr>
+            <w:tcW w:w="1134" w:type="dxa"/>
+            <w:vAlign w:val="center"/>
+          </w:tcPr>
+          <w:p>
+            <w:pPr>
+              <w:spacing w:after="0" w:line="240" w:lineRule="auto"/>
+              <w:jc w:val="center"/>
+              <w:rPr>
+                <w:rFonts w:ascii="Arial" w:eastAsia="Calibri" w:hAnsi="Arial" w:cs="Arial"/>
+                <w:sz w:val="20"/>
+                <w:szCs w:val="20"/>
+                <w:lang w:val="en-AU"/>
+              </w:rPr>
+            </w:pPr>
+            <w:r>
+              <w:rPr>
+                <w:rFonts w:ascii="Arial" w:eastAsia="Calibri" w:hAnsi="Arial" w:cs="Arial"/>
+                <w:sz w:val="20"/>
+                <w:szCs w:val="20"/>
+                <w:lang w:val="en-AU"/>
+              </w:rPr>
+              <w:t>${</w:t>
+            </w:r>
+            <w:proofErr w:type="spellStart"/>
+            <w:r>
+              <w:rPr>
+                <w:rFonts w:ascii="Arial" w:eastAsia="Calibri" w:hAnsi="Arial" w:cs="Arial"/>
+                <w:sz w:val="20"/>
+                <w:szCs w:val="20"/>
+                <w:lang w:val="en-AU"/>
+              </w:rPr>
+              <w:t>observasi</w:t>
+            </w:r>
+            <w:proofErr w:type="spellEnd"/>
+            <w:r>
+              <w:rPr>
+                <w:rFonts w:ascii="Arial" w:eastAsia="Calibri" w:hAnsi="Arial" w:cs="Arial"/>
+                <w:sz w:val="20"/>
+                <w:szCs w:val="20"/>
+                <w:lang w:val="en-AU"/>
+              </w:rPr>
+              <w:t>}</w:t>
+            </w:r>
+          </w:p>
+        </w:tc>
+        <w:tc>
+          <w:tcPr>
+            <w:tcW w:w="1134" w:type="dxa"/>
+            <w:shd w:val="clear" w:color="auto" w:fill="auto"/>
+            <w:vAlign w:val="center"/>
+          </w:tcPr>
+          <w:p>
+            <w:pPr>
+              <w:spacing w:after="0" w:line="240" w:lineRule="auto"/>
+              <w:jc w:val="center"/>
+              <w:rPr>
+                <w:rFonts w:ascii="Arial" w:eastAsia="Calibri" w:hAnsi="Arial" w:cs="Arial"/>
+                <w:sz w:val="20"/>
+                <w:szCs w:val="20"/>
+                <w:lang w:val="en-AU"/>
+              </w:rPr>
+            </w:pPr>
+            <w:r>
+              <w:rPr>
+                <w:rFonts w:ascii="Arial" w:eastAsia="Calibri" w:hAnsi="Arial" w:cs="Arial"/>
+                <w:sz w:val="20"/>
+                <w:szCs w:val="20"/>
+                <w:lang w:val="en-AU"/>
+              </w:rPr>
+              <w:t>${minor}</w:t>
+            </w:r>
+          </w:p>
+        </w:tc>
+        <w:tc>
+          <w:tcPr>
+            <w:tcW w:w="1134" w:type="dxa"/>
+            <w:shd w:val="clear" w:color="auto" w:fill="auto"/>
+            <w:vAlign w:val="center"/>
+          </w:tcPr>
+          <w:p>
+            <w:pPr>
+              <w:spacing w:after="0" w:line="240" w:lineRule="auto"/>
+              <w:jc w:val="center"/>
+              <w:rPr>
+                <w:rFonts w:ascii="Arial" w:eastAsia="Calibri" w:hAnsi="Arial" w:cs="Arial"/>
+                <w:sz w:val="20"/>
+                <w:szCs w:val="20"/>
+                <w:lang w:val="en-AU"/>
+              </w:rPr>
+            </w:pPr>
+            <w:r>
+              <w:rPr>
+                <w:rFonts w:ascii="Arial" w:eastAsia="Calibri" w:hAnsi="Arial" w:cs="Arial"/>
+                <w:sz w:val="20"/>
+                <w:szCs w:val="20"/>
+                <w:lang w:val="en-AU"/>
+              </w:rPr>
+              <w:t>${mayor}</w:t>
+            </w:r>
+          </w:p>
+        </w:tc>
+      </w:tr>
+    </w:tbl>
+    <w:p>
+      <w:pPr>
+        <w:spacing w:after="0" w:line="240" w:lineRule="auto"/>
+        <w:ind w:left="-426"/>
         <w:rPr>
           <w:rFonts w:ascii="Arial" w:hAnsi="Arial" w:cs="Arial"/>
           <w:b/>
@@ -2070,8 +2787,18 @@
                 <w:sz w:val="20"/>
                 <w:szCs w:val="20"/>
               </w:rPr>
-              <w:t>Target Penyelesaian</w:t>
-            </w:r>
+              <w:t xml:space="preserve">Target </w:t>
+            </w:r>
+            <w:proofErr w:type="spellStart"/>
+            <w:r>
+              <w:rPr>
+                <w:rFonts w:ascii="Arial" w:hAnsi="Arial" w:cs="Arial"/>
+                <w:sz w:val="20"/>
+                <w:szCs w:val="20"/>
+              </w:rPr>
+              <w:t>Penyelesaian</w:t>
+            </w:r>
+            <w:proofErr w:type="spellEnd"/>
           </w:p>
         </w:tc>
         <w:tc>
@@ -2099,18 +2826,19 @@
                 <w:szCs w:val="20"/>
                 <w:lang w:val="en-ID"/>
               </w:rPr>
-              <w:t>${block_name}</w:t>
-            </w:r>
-          </w:p>
-          <w:p>
-            <w:pPr>
+              <w:t>${</w:t>
+            </w:r>
+            <w:proofErr w:type="spellStart"/>
+            <w:r>
               <w:rPr>
                 <w:rFonts w:ascii="Arial" w:hAnsi="Arial" w:cs="Arial"/>
                 <w:sz w:val="20"/>
                 <w:szCs w:val="20"/>
                 <w:lang w:val="en-ID"/>
               </w:rPr>
-            </w:pPr>
+              <w:t>block_name</w:t>
+            </w:r>
+            <w:proofErr w:type="spellEnd"/>
             <w:r>
               <w:rPr>
                 <w:rFonts w:ascii="Arial" w:hAnsi="Arial" w:cs="Arial"/>
@@ -2118,16 +2846,75 @@
                 <w:szCs w:val="20"/>
                 <w:lang w:val="en-ID"/>
               </w:rPr>
-              <w:t>${noTarget}</w:t>
-            </w:r>
-            <w:r>
+              <w:t>}</w:t>
+            </w:r>
+          </w:p>
+          <w:p>
+            <w:pPr>
               <w:rPr>
                 <w:rFonts w:ascii="Arial" w:hAnsi="Arial" w:cs="Arial"/>
                 <w:sz w:val="20"/>
                 <w:szCs w:val="20"/>
                 <w:lang w:val="en-ID"/>
               </w:rPr>
-              <w:t>${kodeTarget}</w:t>
+            </w:pPr>
+            <w:r>
+              <w:rPr>
+                <w:rFonts w:ascii="Arial" w:hAnsi="Arial" w:cs="Arial"/>
+                <w:sz w:val="20"/>
+                <w:szCs w:val="20"/>
+                <w:lang w:val="en-ID"/>
+              </w:rPr>
+              <w:t>${</w:t>
+            </w:r>
+            <w:proofErr w:type="spellStart"/>
+            <w:r>
+              <w:rPr>
+                <w:rFonts w:ascii="Arial" w:hAnsi="Arial" w:cs="Arial"/>
+                <w:sz w:val="20"/>
+                <w:szCs w:val="20"/>
+                <w:lang w:val="en-ID"/>
+              </w:rPr>
+              <w:t>noTarget</w:t>
+            </w:r>
+            <w:proofErr w:type="spellEnd"/>
+            <w:r>
+              <w:rPr>
+                <w:rFonts w:ascii="Arial" w:hAnsi="Arial" w:cs="Arial"/>
+                <w:sz w:val="20"/>
+                <w:szCs w:val="20"/>
+                <w:lang w:val="en-ID"/>
+              </w:rPr>
+              <w:t>}</w:t>
+            </w:r>
+            <w:r>
+              <w:rPr>
+                <w:rFonts w:ascii="Arial" w:hAnsi="Arial" w:cs="Arial"/>
+                <w:sz w:val="20"/>
+                <w:szCs w:val="20"/>
+                <w:lang w:val="en-ID"/>
+              </w:rPr>
+              <w:t>${</w:t>
+            </w:r>
+            <w:proofErr w:type="spellStart"/>
+            <w:r>
+              <w:rPr>
+                <w:rFonts w:ascii="Arial" w:hAnsi="Arial" w:cs="Arial"/>
+                <w:sz w:val="20"/>
+                <w:szCs w:val="20"/>
+                <w:lang w:val="en-ID"/>
+              </w:rPr>
+              <w:t>kodeTarget</w:t>
+            </w:r>
+            <w:proofErr w:type="spellEnd"/>
+            <w:r>
+              <w:rPr>
+                <w:rFonts w:ascii="Arial" w:hAnsi="Arial" w:cs="Arial"/>
+                <w:sz w:val="20"/>
+                <w:szCs w:val="20"/>
+                <w:lang w:val="en-ID"/>
+              </w:rPr>
+              <w:t>}</w:t>
             </w:r>
           </w:p>
           <w:p>
@@ -2163,7 +2950,27 @@
                 <w:szCs w:val="20"/>
                 <w:lang w:val="en-ID"/>
               </w:rPr>
-              <w:t>${/block_name}</w:t>
+              <w:t>${/</w:t>
+            </w:r>
+            <w:proofErr w:type="spellStart"/>
+            <w:r>
+              <w:rPr>
+                <w:rFonts w:ascii="Arial" w:hAnsi="Arial" w:cs="Arial"/>
+                <w:sz w:val="20"/>
+                <w:szCs w:val="20"/>
+                <w:lang w:val="en-ID"/>
+              </w:rPr>
+              <w:t>block_name</w:t>
+            </w:r>
+            <w:proofErr w:type="spellEnd"/>
+            <w:r>
+              <w:rPr>
+                <w:rFonts w:ascii="Arial" w:hAnsi="Arial" w:cs="Arial"/>
+                <w:sz w:val="20"/>
+                <w:szCs w:val="20"/>
+                <w:lang w:val="en-ID"/>
+              </w:rPr>
+              <w:t>}</w:t>
             </w:r>
           </w:p>
         </w:tc>
@@ -2214,8 +3021,9 @@
                 <w:szCs w:val="20"/>
                 <w:lang w:val="en-ID"/>
               </w:rPr>
-              <w:t>${block_</w:t>
-            </w:r>
+              <w:t>${</w:t>
+            </w:r>
+            <w:proofErr w:type="spellStart"/>
             <w:r>
               <w:rPr>
                 <w:rFonts w:ascii="Arial" w:hAnsi="Arial" w:cs="Arial"/>
@@ -2223,8 +3031,18 @@
                 <w:szCs w:val="20"/>
                 <w:lang w:val="en-ID"/>
               </w:rPr>
+              <w:t>block_</w:t>
+            </w:r>
+            <w:r>
+              <w:rPr>
+                <w:rFonts w:ascii="Arial" w:hAnsi="Arial" w:cs="Arial"/>
+                <w:sz w:val="20"/>
+                <w:szCs w:val="20"/>
+                <w:lang w:val="en-ID"/>
+              </w:rPr>
               <w:t>pic</w:t>
             </w:r>
+            <w:proofErr w:type="spellEnd"/>
             <w:r>
               <w:rPr>
                 <w:rFonts w:ascii="Arial" w:hAnsi="Arial" w:cs="Arial"/>
@@ -2251,8 +3069,9 @@
                 <w:szCs w:val="20"/>
                 <w:lang w:val="en-ID"/>
               </w:rPr>
-              <w:t>${no</w:t>
-            </w:r>
+              <w:t>${</w:t>
+            </w:r>
+            <w:proofErr w:type="spellStart"/>
             <w:r>
               <w:rPr>
                 <w:rFonts w:ascii="Arial" w:hAnsi="Arial" w:cs="Arial"/>
@@ -2260,8 +3079,18 @@
                 <w:szCs w:val="20"/>
                 <w:lang w:val="en-ID"/>
               </w:rPr>
+              <w:t>no</w:t>
+            </w:r>
+            <w:r>
+              <w:rPr>
+                <w:rFonts w:ascii="Arial" w:hAnsi="Arial" w:cs="Arial"/>
+                <w:sz w:val="20"/>
+                <w:szCs w:val="20"/>
+                <w:lang w:val="en-ID"/>
+              </w:rPr>
               <w:t>Pic</w:t>
             </w:r>
+            <w:proofErr w:type="spellEnd"/>
             <w:r>
               <w:rPr>
                 <w:rFonts w:ascii="Arial" w:hAnsi="Arial" w:cs="Arial"/>
@@ -2269,8 +3098,9 @@
                 <w:szCs w:val="20"/>
                 <w:lang w:val="en-ID"/>
               </w:rPr>
-              <w:t>}${kode</w:t>
-            </w:r>
+              <w:t>}${</w:t>
+            </w:r>
+            <w:proofErr w:type="spellStart"/>
             <w:r>
               <w:rPr>
                 <w:rFonts w:ascii="Arial" w:hAnsi="Arial" w:cs="Arial"/>
@@ -2278,8 +3108,18 @@
                 <w:szCs w:val="20"/>
                 <w:lang w:val="en-ID"/>
               </w:rPr>
+              <w:t>kode</w:t>
+            </w:r>
+            <w:r>
+              <w:rPr>
+                <w:rFonts w:ascii="Arial" w:hAnsi="Arial" w:cs="Arial"/>
+                <w:sz w:val="20"/>
+                <w:szCs w:val="20"/>
+                <w:lang w:val="en-ID"/>
+              </w:rPr>
               <w:t>Pic</w:t>
             </w:r>
+            <w:proofErr w:type="spellEnd"/>
             <w:r>
               <w:rPr>
                 <w:rFonts w:ascii="Arial" w:hAnsi="Arial" w:cs="Arial"/>
@@ -2322,8 +3162,9 @@
                 <w:szCs w:val="20"/>
                 <w:lang w:val="en-ID"/>
               </w:rPr>
-              <w:t>${/block_</w:t>
-            </w:r>
+              <w:t>${/</w:t>
+            </w:r>
+            <w:proofErr w:type="spellStart"/>
             <w:r>
               <w:rPr>
                 <w:rFonts w:ascii="Arial" w:hAnsi="Arial" w:cs="Arial"/>
@@ -2331,8 +3172,18 @@
                 <w:szCs w:val="20"/>
                 <w:lang w:val="en-ID"/>
               </w:rPr>
+              <w:t>block_</w:t>
+            </w:r>
+            <w:r>
+              <w:rPr>
+                <w:rFonts w:ascii="Arial" w:hAnsi="Arial" w:cs="Arial"/>
+                <w:sz w:val="20"/>
+                <w:szCs w:val="20"/>
+                <w:lang w:val="en-ID"/>
+              </w:rPr>
               <w:t>pic</w:t>
             </w:r>
+            <w:proofErr w:type="spellEnd"/>
             <w:r>
               <w:rPr>
                 <w:rFonts w:ascii="Arial" w:hAnsi="Arial" w:cs="Arial"/>
@@ -2367,6 +3218,7 @@
               </w:rPr>
               <w:t xml:space="preserve">Nama </w:t>
             </w:r>
+            <w:proofErr w:type="spellStart"/>
             <w:r>
               <w:rPr>
                 <w:rFonts w:ascii="Arial" w:hAnsi="Arial" w:cs="Arial"/>
@@ -2385,6 +3237,7 @@
               </w:rPr>
               <w:t>an</w:t>
             </w:r>
+            <w:proofErr w:type="spellEnd"/>
           </w:p>
         </w:tc>
         <w:tc>
@@ -2423,13 +3276,23 @@
                 <w:szCs w:val="20"/>
               </w:rPr>
             </w:pPr>
-            <w:r>
-              <w:rPr>
-                <w:rFonts w:ascii="Arial" w:hAnsi="Arial" w:cs="Arial"/>
-                <w:sz w:val="20"/>
-                <w:szCs w:val="20"/>
-              </w:rPr>
-              <w:t>Tanggal Audit</w:t>
+            <w:proofErr w:type="spellStart"/>
+            <w:r>
+              <w:rPr>
+                <w:rFonts w:ascii="Arial" w:hAnsi="Arial" w:cs="Arial"/>
+                <w:sz w:val="20"/>
+                <w:szCs w:val="20"/>
+              </w:rPr>
+              <w:t>Tanggal</w:t>
+            </w:r>
+            <w:proofErr w:type="spellEnd"/>
+            <w:r>
+              <w:rPr>
+                <w:rFonts w:ascii="Arial" w:hAnsi="Arial" w:cs="Arial"/>
+                <w:sz w:val="20"/>
+                <w:szCs w:val="20"/>
+              </w:rPr>
+              <w:t xml:space="preserve"> Audit</w:t>
             </w:r>
           </w:p>
         </w:tc>
@@ -2511,8 +3374,10 @@
                 <w:sz w:val="20"/>
                 <w:szCs w:val="20"/>
               </w:rPr>
+              <w:lastRenderedPageBreak/>
               <w:t>${</w:t>
             </w:r>
+            <w:proofErr w:type="spellStart"/>
             <w:r>
               <w:rPr>
                 <w:rFonts w:ascii="Arial" w:hAnsi="Arial" w:cs="Arial"/>
@@ -2521,6 +3386,7 @@
               </w:rPr>
               <w:t>image_auditee</w:t>
             </w:r>
+            <w:proofErr w:type="spellEnd"/>
             <w:r>
               <w:rPr>
                 <w:rFonts w:ascii="Arial" w:hAnsi="Arial" w:cs="Arial"/>
@@ -2572,13 +3438,59 @@
                 <w:szCs w:val="20"/>
               </w:rPr>
             </w:pPr>
-            <w:r>
-              <w:rPr>
-                <w:rFonts w:ascii="Arial" w:hAnsi="Arial" w:cs="Arial"/>
-                <w:sz w:val="20"/>
-                <w:szCs w:val="20"/>
-              </w:rPr>
-              <w:t xml:space="preserve">Tinjauan Efektifitas Tindakan koreksi </w:t>
+            <w:proofErr w:type="spellStart"/>
+            <w:r>
+              <w:rPr>
+                <w:rFonts w:ascii="Arial" w:hAnsi="Arial" w:cs="Arial"/>
+                <w:sz w:val="20"/>
+                <w:szCs w:val="20"/>
+              </w:rPr>
+              <w:t>Tinjauan</w:t>
+            </w:r>
+            <w:proofErr w:type="spellEnd"/>
+            <w:r>
+              <w:rPr>
+                <w:rFonts w:ascii="Arial" w:hAnsi="Arial" w:cs="Arial"/>
+                <w:sz w:val="20"/>
+                <w:szCs w:val="20"/>
+              </w:rPr>
+              <w:t xml:space="preserve"> </w:t>
+            </w:r>
+            <w:proofErr w:type="spellStart"/>
+            <w:r>
+              <w:rPr>
+                <w:rFonts w:ascii="Arial" w:hAnsi="Arial" w:cs="Arial"/>
+                <w:sz w:val="20"/>
+                <w:szCs w:val="20"/>
+              </w:rPr>
+              <w:t>Efektifitas</w:t>
+            </w:r>
+            <w:proofErr w:type="spellEnd"/>
+            <w:r>
+              <w:rPr>
+                <w:rFonts w:ascii="Arial" w:hAnsi="Arial" w:cs="Arial"/>
+                <w:sz w:val="20"/>
+                <w:szCs w:val="20"/>
+              </w:rPr>
+              <w:t xml:space="preserve"> Tindakan </w:t>
+            </w:r>
+            <w:proofErr w:type="spellStart"/>
+            <w:r>
+              <w:rPr>
+                <w:rFonts w:ascii="Arial" w:hAnsi="Arial" w:cs="Arial"/>
+                <w:sz w:val="20"/>
+                <w:szCs w:val="20"/>
+              </w:rPr>
+              <w:t>koreksi</w:t>
+            </w:r>
+            <w:proofErr w:type="spellEnd"/>
+            <w:r>
+              <w:rPr>
+                <w:rFonts w:ascii="Arial" w:hAnsi="Arial" w:cs="Arial"/>
+                <w:sz w:val="20"/>
+                <w:szCs w:val="20"/>
+              </w:rPr>
+              <w:t xml:space="preserve"> </w:t>
             </w:r>
             <w:r>
               <w:rPr>
@@ -2587,7 +3499,47 @@
                 <w:sz w:val="20"/>
                 <w:szCs w:val="20"/>
               </w:rPr>
-              <w:t>(diisi oleh Auditor pada audit berikutnya)</w:t>
+              <w:t>(</w:t>
+            </w:r>
+            <w:proofErr w:type="spellStart"/>
+            <w:r>
+              <w:rPr>
+                <w:rFonts w:ascii="Arial" w:hAnsi="Arial" w:cs="Arial"/>
+                <w:i/>
+                <w:sz w:val="20"/>
+                <w:szCs w:val="20"/>
+              </w:rPr>
+              <w:t>diisi</w:t>
+            </w:r>
+            <w:proofErr w:type="spellEnd"/>
+            <w:r>
+              <w:rPr>
+                <w:rFonts w:ascii="Arial" w:hAnsi="Arial" w:cs="Arial"/>
+                <w:i/>
+                <w:sz w:val="20"/>
+                <w:szCs w:val="20"/>
+              </w:rPr>
+              <w:t xml:space="preserve"> oleh Auditor pada audit </w:t>
+            </w:r>
+            <w:proofErr w:type="spellStart"/>
+            <w:r>
+              <w:rPr>
+                <w:rFonts w:ascii="Arial" w:hAnsi="Arial" w:cs="Arial"/>
+                <w:i/>
+                <w:sz w:val="20"/>
+                <w:szCs w:val="20"/>
+              </w:rPr>
+              <w:t>berikutnya</w:t>
+            </w:r>
+            <w:proofErr w:type="spellEnd"/>
+            <w:r>
+              <w:rPr>
+                <w:rFonts w:ascii="Arial" w:hAnsi="Arial" w:cs="Arial"/>
+                <w:i/>
+                <w:sz w:val="20"/>
+                <w:szCs w:val="20"/>
+              </w:rPr>
+              <w:t>)</w:t>
             </w:r>
           </w:p>
         </w:tc>
@@ -2704,13 +3656,23 @@
                 <w:szCs w:val="20"/>
               </w:rPr>
             </w:pPr>
-            <w:r>
-              <w:rPr>
-                <w:rFonts w:ascii="Arial" w:hAnsi="Arial" w:cs="Arial"/>
-                <w:sz w:val="20"/>
-                <w:szCs w:val="20"/>
-              </w:rPr>
-              <w:t>Tanggal Audit</w:t>
+            <w:proofErr w:type="spellStart"/>
+            <w:r>
+              <w:rPr>
+                <w:rFonts w:ascii="Arial" w:hAnsi="Arial" w:cs="Arial"/>
+                <w:sz w:val="20"/>
+                <w:szCs w:val="20"/>
+              </w:rPr>
+              <w:t>Tanggal</w:t>
+            </w:r>
+            <w:proofErr w:type="spellEnd"/>
+            <w:r>
+              <w:rPr>
+                <w:rFonts w:ascii="Arial" w:hAnsi="Arial" w:cs="Arial"/>
+                <w:sz w:val="20"/>
+                <w:szCs w:val="20"/>
+              </w:rPr>
+              <w:t xml:space="preserve"> Audit</w:t>
             </w:r>
           </w:p>
         </w:tc>
@@ -2904,13 +3866,23 @@
                 <w:szCs w:val="20"/>
               </w:rPr>
             </w:pPr>
-            <w:r>
-              <w:rPr>
-                <w:rFonts w:ascii="Arial" w:hAnsi="Arial" w:cs="Arial"/>
-                <w:sz w:val="20"/>
-                <w:szCs w:val="20"/>
-              </w:rPr>
-              <w:t>Tanggal Audit</w:t>
+            <w:proofErr w:type="spellStart"/>
+            <w:r>
+              <w:rPr>
+                <w:rFonts w:ascii="Arial" w:hAnsi="Arial" w:cs="Arial"/>
+                <w:sz w:val="20"/>
+                <w:szCs w:val="20"/>
+              </w:rPr>
+              <w:t>Tanggal</w:t>
+            </w:r>
+            <w:proofErr w:type="spellEnd"/>
+            <w:r>
+              <w:rPr>
+                <w:rFonts w:ascii="Arial" w:hAnsi="Arial" w:cs="Arial"/>
+                <w:sz w:val="20"/>
+                <w:szCs w:val="20"/>
+              </w:rPr>
+              <w:t xml:space="preserve"> Audit</w:t>
             </w:r>
           </w:p>
         </w:tc>

--- a/storage/app/public/template/template_ptk.docx
+++ b/storage/app/public/template/template_ptk.docx
@@ -1188,829 +1188,6 @@
     </w:p>
     <w:tbl>
       <w:tblPr>
-        <w:tblStyle w:val="TableGrid"/>
-        <w:tblW w:w="10102" w:type="dxa"/>
-        <w:tblInd w:w="-431" w:type="dxa"/>
-        <w:tblLook w:val="04A0" w:firstRow="1" w:lastRow="0" w:firstColumn="1" w:lastColumn="0" w:noHBand="0" w:noVBand="1"/>
-      </w:tblPr>
-      <w:tblGrid>
-        <w:gridCol w:w="4241"/>
-        <w:gridCol w:w="3108"/>
-        <w:gridCol w:w="2753"/>
-      </w:tblGrid>
-      <w:tr>
-        <w:tc>
-          <w:tcPr>
-            <w:tcW w:w="10102" w:type="dxa"/>
-            <w:gridSpan w:val="3"/>
-            <w:tcBorders>
-              <w:bottom w:val="single" w:sz="4" w:space="0" w:color="auto"/>
-            </w:tcBorders>
-            <w:shd w:val="clear" w:color="auto" w:fill="BDD6EE" w:themeFill="accent1" w:themeFillTint="66"/>
-          </w:tcPr>
-          <w:p>
-            <w:pPr>
-              <w:rPr>
-                <w:rFonts w:ascii="Arial" w:hAnsi="Arial" w:cs="Arial"/>
-                <w:sz w:val="20"/>
-                <w:szCs w:val="20"/>
-                <w:lang w:val="fi-FI"/>
-              </w:rPr>
-            </w:pPr>
-            <w:r>
-              <w:rPr>
-                <w:rFonts w:ascii="Arial" w:hAnsi="Arial" w:cs="Arial"/>
-                <w:sz w:val="20"/>
-                <w:szCs w:val="20"/>
-                <w:lang w:val="fi-FI"/>
-              </w:rPr>
-              <w:t xml:space="preserve">Deskripsi / Uraian Temuan </w:t>
-            </w:r>
-            <w:r>
-              <w:rPr>
-                <w:rFonts w:ascii="Arial" w:hAnsi="Arial" w:cs="Arial"/>
-                <w:i/>
-                <w:sz w:val="20"/>
-                <w:szCs w:val="20"/>
-                <w:lang w:val="fi-FI"/>
-              </w:rPr>
-              <w:t>(diisi oleh Auditor)</w:t>
-            </w:r>
-          </w:p>
-        </w:tc>
-      </w:tr>
-      <w:tr>
-        <w:trPr>
-          <w:trHeight w:val="57"/>
-        </w:trPr>
-        <w:tc>
-          <w:tcPr>
-            <w:tcW w:w="10102" w:type="dxa"/>
-            <w:gridSpan w:val="3"/>
-            <w:tcBorders>
-              <w:top w:val="single" w:sz="4" w:space="0" w:color="auto"/>
-              <w:bottom w:val="nil"/>
-            </w:tcBorders>
-            <w:shd w:val="clear" w:color="auto" w:fill="auto"/>
-            <w:vAlign w:val="center"/>
-          </w:tcPr>
-          <w:p>
-            <w:pPr>
-              <w:spacing w:line="276" w:lineRule="auto"/>
-              <w:rPr>
-                <w:rFonts w:ascii="Arial" w:hAnsi="Arial" w:cs="Arial"/>
-                <w:sz w:val="2"/>
-                <w:szCs w:val="2"/>
-                <w:lang w:val="fi-FI"/>
-              </w:rPr>
-            </w:pPr>
-          </w:p>
-        </w:tc>
-      </w:tr>
-      <w:tr>
-        <w:trPr>
-          <w:trHeight w:val="340"/>
-        </w:trPr>
-        <w:tc>
-          <w:tcPr>
-            <w:tcW w:w="10102" w:type="dxa"/>
-            <w:gridSpan w:val="3"/>
-            <w:tcBorders>
-              <w:top w:val="nil"/>
-              <w:bottom w:val="nil"/>
-            </w:tcBorders>
-            <w:shd w:val="clear" w:color="auto" w:fill="auto"/>
-            <w:vAlign w:val="center"/>
-          </w:tcPr>
-          <w:p>
-            <w:pPr>
-              <w:spacing w:line="276" w:lineRule="auto"/>
-              <w:rPr>
-                <w:rFonts w:ascii="Arial" w:hAnsi="Arial" w:cs="Arial"/>
-                <w:sz w:val="20"/>
-                <w:szCs w:val="20"/>
-                <w:lang w:val="fi-FI"/>
-              </w:rPr>
-            </w:pPr>
-            <w:r>
-              <w:rPr>
-                <w:rFonts w:ascii="Arial" w:hAnsi="Arial" w:cs="Arial"/>
-                <w:sz w:val="20"/>
-                <w:szCs w:val="20"/>
-                <w:lang w:val="fi-FI"/>
-              </w:rPr>
-              <w:t>${no</w:t>
-            </w:r>
-            <w:r>
-              <w:rPr>
-                <w:rFonts w:ascii="Arial" w:hAnsi="Arial" w:cs="Arial"/>
-                <w:sz w:val="20"/>
-                <w:szCs w:val="20"/>
-                <w:lang w:val="fi-FI"/>
-              </w:rPr>
-              <w:t>Deskripsi</w:t>
-            </w:r>
-            <w:r>
-              <w:rPr>
-                <w:rFonts w:ascii="Arial" w:hAnsi="Arial" w:cs="Arial"/>
-                <w:sz w:val="20"/>
-                <w:szCs w:val="20"/>
-                <w:lang w:val="fi-FI"/>
-              </w:rPr>
-              <w:t>}</w:t>
-            </w:r>
-            <w:r>
-              <w:rPr>
-                <w:rFonts w:ascii="Arial" w:hAnsi="Arial" w:cs="Arial"/>
-                <w:sz w:val="20"/>
-                <w:szCs w:val="20"/>
-                <w:lang w:val="fi-FI"/>
-              </w:rPr>
-              <w:t>${kodeDeskripsi}</w:t>
-            </w:r>
-          </w:p>
-          <w:p>
-            <w:pPr>
-              <w:spacing w:line="276" w:lineRule="auto"/>
-              <w:rPr>
-                <w:rFonts w:ascii="Arial" w:hAnsi="Arial" w:cs="Arial"/>
-                <w:sz w:val="20"/>
-                <w:szCs w:val="20"/>
-                <w:lang w:val="fi-FI"/>
-              </w:rPr>
-            </w:pPr>
-            <w:r>
-              <w:rPr>
-                <w:rFonts w:ascii="Arial" w:hAnsi="Arial" w:cs="Arial"/>
-                <w:sz w:val="20"/>
-                <w:szCs w:val="20"/>
-                <w:lang w:val="fi-FI"/>
-              </w:rPr>
-              <w:t>${deskripsi}</w:t>
-            </w:r>
-          </w:p>
-        </w:tc>
-      </w:tr>
-      <w:tr>
-        <w:trPr>
-          <w:trHeight w:val="20"/>
-        </w:trPr>
-        <w:tc>
-          <w:tcPr>
-            <w:tcW w:w="10102" w:type="dxa"/>
-            <w:gridSpan w:val="3"/>
-            <w:tcBorders>
-              <w:top w:val="nil"/>
-              <w:bottom w:val="single" w:sz="4" w:space="0" w:color="auto"/>
-            </w:tcBorders>
-            <w:shd w:val="clear" w:color="auto" w:fill="auto"/>
-            <w:vAlign w:val="center"/>
-          </w:tcPr>
-          <w:p>
-            <w:pPr>
-              <w:spacing w:line="276" w:lineRule="auto"/>
-              <w:rPr>
-                <w:rFonts w:ascii="Arial" w:hAnsi="Arial" w:cs="Arial"/>
-                <w:sz w:val="2"/>
-                <w:szCs w:val="2"/>
-                <w:lang w:val="fi-FI"/>
-              </w:rPr>
-            </w:pPr>
-          </w:p>
-        </w:tc>
-      </w:tr>
-      <w:tr>
-        <w:tc>
-          <w:tcPr>
-            <w:tcW w:w="10102" w:type="dxa"/>
-            <w:gridSpan w:val="3"/>
-            <w:tcBorders>
-              <w:top w:val="single" w:sz="4" w:space="0" w:color="auto"/>
-              <w:bottom w:val="single" w:sz="4" w:space="0" w:color="auto"/>
-            </w:tcBorders>
-            <w:shd w:val="clear" w:color="auto" w:fill="BDD6EE" w:themeFill="accent1" w:themeFillTint="66"/>
-          </w:tcPr>
-          <w:p>
-            <w:pPr>
-              <w:rPr>
-                <w:rFonts w:ascii="Arial" w:hAnsi="Arial" w:cs="Arial"/>
-                <w:sz w:val="20"/>
-                <w:szCs w:val="20"/>
-              </w:rPr>
-            </w:pPr>
-            <w:proofErr w:type="spellStart"/>
-            <w:r>
-              <w:rPr>
-                <w:rFonts w:ascii="Arial" w:hAnsi="Arial" w:cs="Arial"/>
-                <w:sz w:val="20"/>
-                <w:szCs w:val="20"/>
-              </w:rPr>
-              <w:t>Analisis</w:t>
-            </w:r>
-            <w:proofErr w:type="spellEnd"/>
-            <w:r>
-              <w:rPr>
-                <w:rFonts w:ascii="Arial" w:hAnsi="Arial" w:cs="Arial"/>
-                <w:sz w:val="20"/>
-                <w:szCs w:val="20"/>
-              </w:rPr>
-              <w:t xml:space="preserve"> </w:t>
-            </w:r>
-            <w:proofErr w:type="spellStart"/>
-            <w:r>
-              <w:rPr>
-                <w:rFonts w:ascii="Arial" w:hAnsi="Arial" w:cs="Arial"/>
-                <w:sz w:val="20"/>
-                <w:szCs w:val="20"/>
-              </w:rPr>
-              <w:t>Penyebab</w:t>
-            </w:r>
-            <w:proofErr w:type="spellEnd"/>
-          </w:p>
-        </w:tc>
-      </w:tr>
-      <w:tr>
-        <w:trPr>
-          <w:trHeight w:val="20"/>
-        </w:trPr>
-        <w:tc>
-          <w:tcPr>
-            <w:tcW w:w="10102" w:type="dxa"/>
-            <w:gridSpan w:val="3"/>
-            <w:tcBorders>
-              <w:top w:val="single" w:sz="4" w:space="0" w:color="auto"/>
-              <w:bottom w:val="nil"/>
-            </w:tcBorders>
-            <w:shd w:val="clear" w:color="auto" w:fill="auto"/>
-            <w:vAlign w:val="center"/>
-          </w:tcPr>
-          <w:p>
-            <w:pPr>
-              <w:rPr>
-                <w:rFonts w:ascii="Arial" w:hAnsi="Arial" w:cs="Arial"/>
-                <w:sz w:val="2"/>
-                <w:szCs w:val="2"/>
-                <w:lang w:val="fi-FI"/>
-              </w:rPr>
-            </w:pPr>
-          </w:p>
-        </w:tc>
-      </w:tr>
-      <w:tr>
-        <w:trPr>
-          <w:trHeight w:val="340"/>
-        </w:trPr>
-        <w:tc>
-          <w:tcPr>
-            <w:tcW w:w="10102" w:type="dxa"/>
-            <w:gridSpan w:val="3"/>
-            <w:tcBorders>
-              <w:top w:val="nil"/>
-              <w:bottom w:val="nil"/>
-            </w:tcBorders>
-            <w:shd w:val="clear" w:color="auto" w:fill="auto"/>
-            <w:vAlign w:val="center"/>
-          </w:tcPr>
-          <w:p>
-            <w:pPr>
-              <w:rPr>
-                <w:rFonts w:ascii="Arial" w:hAnsi="Arial" w:cs="Arial"/>
-                <w:sz w:val="20"/>
-                <w:szCs w:val="20"/>
-                <w:lang w:val="fi-FI"/>
-              </w:rPr>
-            </w:pPr>
-            <w:r>
-              <w:rPr>
-                <w:rFonts w:ascii="Arial" w:hAnsi="Arial" w:cs="Arial"/>
-                <w:sz w:val="20"/>
-                <w:szCs w:val="20"/>
-                <w:lang w:val="fi-FI"/>
-              </w:rPr>
-              <w:t>${noAnalisis}</w:t>
-            </w:r>
-            <w:r>
-              <w:rPr>
-                <w:rFonts w:ascii="Arial" w:hAnsi="Arial" w:cs="Arial"/>
-                <w:sz w:val="20"/>
-                <w:szCs w:val="20"/>
-                <w:lang w:val="fi-FI"/>
-              </w:rPr>
-              <w:t>${kode</w:t>
-            </w:r>
-            <w:r>
-              <w:rPr>
-                <w:rFonts w:ascii="Arial" w:hAnsi="Arial" w:cs="Arial"/>
-                <w:sz w:val="20"/>
-                <w:szCs w:val="20"/>
-                <w:lang w:val="fi-FI"/>
-              </w:rPr>
-              <w:t>Analisis</w:t>
-            </w:r>
-            <w:r>
-              <w:rPr>
-                <w:rFonts w:ascii="Arial" w:hAnsi="Arial" w:cs="Arial"/>
-                <w:sz w:val="20"/>
-                <w:szCs w:val="20"/>
-                <w:lang w:val="fi-FI"/>
-              </w:rPr>
-              <w:t>}</w:t>
-            </w:r>
-          </w:p>
-          <w:p>
-            <w:pPr>
-              <w:rPr>
-                <w:rFonts w:ascii="Arial" w:hAnsi="Arial" w:cs="Arial"/>
-                <w:sz w:val="20"/>
-                <w:szCs w:val="20"/>
-              </w:rPr>
-            </w:pPr>
-            <w:r>
-              <w:rPr>
-                <w:rFonts w:ascii="Arial" w:hAnsi="Arial" w:cs="Arial"/>
-                <w:sz w:val="20"/>
-                <w:szCs w:val="20"/>
-              </w:rPr>
-              <w:t>${</w:t>
-            </w:r>
-            <w:proofErr w:type="spellStart"/>
-            <w:r>
-              <w:rPr>
-                <w:rFonts w:ascii="Arial" w:hAnsi="Arial" w:cs="Arial"/>
-                <w:sz w:val="20"/>
-                <w:szCs w:val="20"/>
-              </w:rPr>
-              <w:t>analisis</w:t>
-            </w:r>
-            <w:proofErr w:type="spellEnd"/>
-            <w:r>
-              <w:rPr>
-                <w:rFonts w:ascii="Arial" w:hAnsi="Arial" w:cs="Arial"/>
-                <w:sz w:val="20"/>
-                <w:szCs w:val="20"/>
-              </w:rPr>
-              <w:t>}</w:t>
-            </w:r>
-          </w:p>
-        </w:tc>
-      </w:tr>
-      <w:tr>
-        <w:trPr>
-          <w:trHeight w:val="20"/>
-        </w:trPr>
-        <w:tc>
-          <w:tcPr>
-            <w:tcW w:w="10102" w:type="dxa"/>
-            <w:gridSpan w:val="3"/>
-            <w:tcBorders>
-              <w:top w:val="nil"/>
-              <w:bottom w:val="single" w:sz="4" w:space="0" w:color="auto"/>
-            </w:tcBorders>
-            <w:shd w:val="clear" w:color="auto" w:fill="auto"/>
-            <w:vAlign w:val="center"/>
-          </w:tcPr>
-          <w:p>
-            <w:pPr>
-              <w:rPr>
-                <w:rFonts w:ascii="Arial" w:hAnsi="Arial" w:cs="Arial"/>
-                <w:sz w:val="2"/>
-                <w:szCs w:val="2"/>
-                <w:lang w:val="fi-FI"/>
-              </w:rPr>
-            </w:pPr>
-          </w:p>
-        </w:tc>
-      </w:tr>
-      <w:tr>
-        <w:tc>
-          <w:tcPr>
-            <w:tcW w:w="10102" w:type="dxa"/>
-            <w:gridSpan w:val="3"/>
-            <w:tcBorders>
-              <w:top w:val="single" w:sz="4" w:space="0" w:color="auto"/>
-              <w:bottom w:val="single" w:sz="4" w:space="0" w:color="auto"/>
-            </w:tcBorders>
-            <w:shd w:val="clear" w:color="auto" w:fill="BDD6EE" w:themeFill="accent1" w:themeFillTint="66"/>
-          </w:tcPr>
-          <w:p>
-            <w:pPr>
-              <w:rPr>
-                <w:rFonts w:ascii="Arial" w:hAnsi="Arial" w:cs="Arial"/>
-                <w:sz w:val="20"/>
-                <w:szCs w:val="20"/>
-              </w:rPr>
-            </w:pPr>
-            <w:proofErr w:type="spellStart"/>
-            <w:r>
-              <w:rPr>
-                <w:rFonts w:ascii="Arial" w:hAnsi="Arial" w:cs="Arial"/>
-                <w:sz w:val="20"/>
-                <w:szCs w:val="20"/>
-              </w:rPr>
-              <w:t>Akibat</w:t>
-            </w:r>
-            <w:proofErr w:type="spellEnd"/>
-            <w:r>
-              <w:rPr>
-                <w:rFonts w:ascii="Arial" w:hAnsi="Arial" w:cs="Arial"/>
-                <w:sz w:val="20"/>
-                <w:szCs w:val="20"/>
-              </w:rPr>
-              <w:t xml:space="preserve"> </w:t>
-            </w:r>
-          </w:p>
-        </w:tc>
-      </w:tr>
-      <w:tr>
-        <w:trPr>
-          <w:trHeight w:val="20"/>
-        </w:trPr>
-        <w:tc>
-          <w:tcPr>
-            <w:tcW w:w="10102" w:type="dxa"/>
-            <w:gridSpan w:val="3"/>
-            <w:tcBorders>
-              <w:top w:val="single" w:sz="4" w:space="0" w:color="auto"/>
-              <w:bottom w:val="nil"/>
-            </w:tcBorders>
-            <w:shd w:val="clear" w:color="auto" w:fill="auto"/>
-            <w:vAlign w:val="center"/>
-          </w:tcPr>
-          <w:p>
-            <w:pPr>
-              <w:rPr>
-                <w:rFonts w:ascii="Arial" w:hAnsi="Arial" w:cs="Arial"/>
-                <w:sz w:val="2"/>
-                <w:szCs w:val="2"/>
-                <w:lang w:val="fi-FI"/>
-              </w:rPr>
-            </w:pPr>
-          </w:p>
-        </w:tc>
-      </w:tr>
-      <w:tr>
-        <w:trPr>
-          <w:trHeight w:val="340"/>
-        </w:trPr>
-        <w:tc>
-          <w:tcPr>
-            <w:tcW w:w="10102" w:type="dxa"/>
-            <w:gridSpan w:val="3"/>
-            <w:tcBorders>
-              <w:top w:val="nil"/>
-              <w:bottom w:val="nil"/>
-            </w:tcBorders>
-            <w:shd w:val="clear" w:color="auto" w:fill="auto"/>
-            <w:vAlign w:val="center"/>
-          </w:tcPr>
-          <w:p>
-            <w:pPr>
-              <w:rPr>
-                <w:rFonts w:ascii="Arial" w:hAnsi="Arial" w:cs="Arial"/>
-                <w:sz w:val="20"/>
-                <w:szCs w:val="20"/>
-                <w:lang w:val="fi-FI"/>
-              </w:rPr>
-            </w:pPr>
-            <w:r>
-              <w:rPr>
-                <w:rFonts w:ascii="Arial" w:hAnsi="Arial" w:cs="Arial"/>
-                <w:sz w:val="20"/>
-                <w:szCs w:val="20"/>
-                <w:lang w:val="fi-FI"/>
-              </w:rPr>
-              <w:t>${noAkibat}</w:t>
-            </w:r>
-            <w:r>
-              <w:rPr>
-                <w:rFonts w:ascii="Arial" w:hAnsi="Arial" w:cs="Arial"/>
-                <w:sz w:val="20"/>
-                <w:szCs w:val="20"/>
-                <w:lang w:val="fi-FI"/>
-              </w:rPr>
-              <w:t>${kode</w:t>
-            </w:r>
-            <w:r>
-              <w:rPr>
-                <w:rFonts w:ascii="Arial" w:hAnsi="Arial" w:cs="Arial"/>
-                <w:sz w:val="20"/>
-                <w:szCs w:val="20"/>
-                <w:lang w:val="fi-FI"/>
-              </w:rPr>
-              <w:t>Akibat</w:t>
-            </w:r>
-            <w:r>
-              <w:rPr>
-                <w:rFonts w:ascii="Arial" w:hAnsi="Arial" w:cs="Arial"/>
-                <w:sz w:val="20"/>
-                <w:szCs w:val="20"/>
-                <w:lang w:val="fi-FI"/>
-              </w:rPr>
-              <w:t>}</w:t>
-            </w:r>
-          </w:p>
-          <w:p>
-            <w:pPr>
-              <w:rPr>
-                <w:rFonts w:ascii="Arial" w:hAnsi="Arial" w:cs="Arial"/>
-                <w:sz w:val="20"/>
-                <w:szCs w:val="20"/>
-              </w:rPr>
-            </w:pPr>
-            <w:r>
-              <w:rPr>
-                <w:rFonts w:ascii="Arial" w:hAnsi="Arial" w:cs="Arial"/>
-                <w:sz w:val="20"/>
-                <w:szCs w:val="20"/>
-              </w:rPr>
-              <w:t>${</w:t>
-            </w:r>
-            <w:proofErr w:type="spellStart"/>
-            <w:r>
-              <w:rPr>
-                <w:rFonts w:ascii="Arial" w:hAnsi="Arial" w:cs="Arial"/>
-                <w:sz w:val="20"/>
-                <w:szCs w:val="20"/>
-              </w:rPr>
-              <w:t>akibat</w:t>
-            </w:r>
-            <w:proofErr w:type="spellEnd"/>
-            <w:r>
-              <w:rPr>
-                <w:rFonts w:ascii="Arial" w:hAnsi="Arial" w:cs="Arial"/>
-                <w:sz w:val="20"/>
-                <w:szCs w:val="20"/>
-              </w:rPr>
-              <w:t>}</w:t>
-            </w:r>
-          </w:p>
-        </w:tc>
-      </w:tr>
-      <w:tr>
-        <w:trPr>
-          <w:trHeight w:val="20"/>
-        </w:trPr>
-        <w:tc>
-          <w:tcPr>
-            <w:tcW w:w="10102" w:type="dxa"/>
-            <w:gridSpan w:val="3"/>
-            <w:tcBorders>
-              <w:top w:val="nil"/>
-              <w:bottom w:val="single" w:sz="4" w:space="0" w:color="auto"/>
-            </w:tcBorders>
-            <w:shd w:val="clear" w:color="auto" w:fill="auto"/>
-            <w:vAlign w:val="center"/>
-          </w:tcPr>
-          <w:p>
-            <w:pPr>
-              <w:rPr>
-                <w:rFonts w:ascii="Arial" w:hAnsi="Arial" w:cs="Arial"/>
-                <w:sz w:val="2"/>
-                <w:szCs w:val="2"/>
-                <w:lang w:val="fi-FI"/>
-              </w:rPr>
-            </w:pPr>
-          </w:p>
-        </w:tc>
-      </w:tr>
-      <w:tr>
-        <w:tc>
-          <w:tcPr>
-            <w:tcW w:w="4241" w:type="dxa"/>
-            <w:tcBorders>
-              <w:top w:val="single" w:sz="4" w:space="0" w:color="auto"/>
-            </w:tcBorders>
-            <w:shd w:val="clear" w:color="auto" w:fill="BDD6EE" w:themeFill="accent1" w:themeFillTint="66"/>
-          </w:tcPr>
-          <w:p>
-            <w:pPr>
-              <w:rPr>
-                <w:rFonts w:ascii="Arial" w:hAnsi="Arial" w:cs="Arial"/>
-                <w:sz w:val="20"/>
-                <w:szCs w:val="20"/>
-              </w:rPr>
-            </w:pPr>
-            <w:proofErr w:type="spellStart"/>
-            <w:r>
-              <w:rPr>
-                <w:rFonts w:ascii="Arial" w:hAnsi="Arial" w:cs="Arial"/>
-                <w:sz w:val="20"/>
-                <w:szCs w:val="20"/>
-              </w:rPr>
-              <w:t>Ketua</w:t>
-            </w:r>
-            <w:proofErr w:type="spellEnd"/>
-            <w:r>
-              <w:rPr>
-                <w:rFonts w:ascii="Arial" w:hAnsi="Arial" w:cs="Arial"/>
-                <w:sz w:val="20"/>
-                <w:szCs w:val="20"/>
-              </w:rPr>
-              <w:t xml:space="preserve"> Auditor</w:t>
-            </w:r>
-          </w:p>
-        </w:tc>
-        <w:tc>
-          <w:tcPr>
-            <w:tcW w:w="3108" w:type="dxa"/>
-            <w:tcBorders>
-              <w:top w:val="single" w:sz="4" w:space="0" w:color="auto"/>
-            </w:tcBorders>
-            <w:shd w:val="clear" w:color="auto" w:fill="BDD6EE" w:themeFill="accent1" w:themeFillTint="66"/>
-          </w:tcPr>
-          <w:p>
-            <w:pPr>
-              <w:rPr>
-                <w:rFonts w:ascii="Arial" w:hAnsi="Arial" w:cs="Arial"/>
-                <w:sz w:val="20"/>
-                <w:szCs w:val="20"/>
-              </w:rPr>
-            </w:pPr>
-            <w:r>
-              <w:rPr>
-                <w:rFonts w:ascii="Arial" w:hAnsi="Arial" w:cs="Arial"/>
-                <w:sz w:val="20"/>
-                <w:szCs w:val="20"/>
-              </w:rPr>
-              <w:t>Tanda Tangan</w:t>
-            </w:r>
-          </w:p>
-        </w:tc>
-        <w:tc>
-          <w:tcPr>
-            <w:tcW w:w="2753" w:type="dxa"/>
-            <w:tcBorders>
-              <w:top w:val="single" w:sz="4" w:space="0" w:color="auto"/>
-            </w:tcBorders>
-            <w:shd w:val="clear" w:color="auto" w:fill="BDD6EE" w:themeFill="accent1" w:themeFillTint="66"/>
-          </w:tcPr>
-          <w:p>
-            <w:pPr>
-              <w:rPr>
-                <w:rFonts w:ascii="Arial" w:hAnsi="Arial" w:cs="Arial"/>
-                <w:sz w:val="20"/>
-                <w:szCs w:val="20"/>
-              </w:rPr>
-            </w:pPr>
-            <w:proofErr w:type="spellStart"/>
-            <w:r>
-              <w:rPr>
-                <w:rFonts w:ascii="Arial" w:hAnsi="Arial" w:cs="Arial"/>
-                <w:sz w:val="20"/>
-                <w:szCs w:val="20"/>
-              </w:rPr>
-              <w:t>Tanggal</w:t>
-            </w:r>
-            <w:proofErr w:type="spellEnd"/>
-            <w:r>
-              <w:rPr>
-                <w:rFonts w:ascii="Arial" w:hAnsi="Arial" w:cs="Arial"/>
-                <w:sz w:val="20"/>
-                <w:szCs w:val="20"/>
-              </w:rPr>
-              <w:t xml:space="preserve"> Audit</w:t>
-            </w:r>
-          </w:p>
-        </w:tc>
-      </w:tr>
-      <w:tr>
-        <w:tc>
-          <w:tcPr>
-            <w:tcW w:w="4241" w:type="dxa"/>
-            <w:shd w:val="clear" w:color="auto" w:fill="auto"/>
-            <w:vAlign w:val="center"/>
-          </w:tcPr>
-          <w:p>
-            <w:pPr>
-              <w:jc w:val="center"/>
-              <w:rPr>
-                <w:rFonts w:ascii="Arial" w:hAnsi="Arial" w:cs="Arial"/>
-                <w:sz w:val="20"/>
-                <w:szCs w:val="20"/>
-              </w:rPr>
-            </w:pPr>
-          </w:p>
-          <w:p>
-            <w:pPr>
-              <w:jc w:val="center"/>
-              <w:rPr>
-                <w:rFonts w:ascii="Arial" w:hAnsi="Arial" w:cs="Arial"/>
-                <w:sz w:val="20"/>
-                <w:szCs w:val="20"/>
-              </w:rPr>
-            </w:pPr>
-            <w:r>
-              <w:rPr>
-                <w:rFonts w:ascii="Arial" w:hAnsi="Arial" w:cs="Arial"/>
-                <w:sz w:val="20"/>
-                <w:szCs w:val="20"/>
-              </w:rPr>
-              <w:t>${auditor#1}</w:t>
-            </w:r>
-          </w:p>
-          <w:p>
-            <w:pPr>
-              <w:jc w:val="center"/>
-              <w:rPr>
-                <w:rFonts w:ascii="Arial" w:hAnsi="Arial" w:cs="Arial"/>
-                <w:sz w:val="20"/>
-                <w:szCs w:val="20"/>
-              </w:rPr>
-            </w:pPr>
-          </w:p>
-        </w:tc>
-        <w:tc>
-          <w:tcPr>
-            <w:tcW w:w="3108" w:type="dxa"/>
-            <w:shd w:val="clear" w:color="auto" w:fill="auto"/>
-            <w:vAlign w:val="center"/>
-          </w:tcPr>
-          <w:p>
-            <w:pPr>
-              <w:jc w:val="center"/>
-              <w:rPr>
-                <w:rFonts w:ascii="Arial" w:hAnsi="Arial" w:cs="Arial"/>
-                <w:sz w:val="20"/>
-                <w:szCs w:val="20"/>
-              </w:rPr>
-            </w:pPr>
-            <w:r>
-              <w:rPr>
-                <w:rFonts w:ascii="Arial" w:hAnsi="Arial" w:cs="Arial"/>
-                <w:sz w:val="20"/>
-                <w:szCs w:val="20"/>
-              </w:rPr>
-              <w:t>${image</w:t>
-            </w:r>
-            <w:r>
-              <w:rPr>
-                <w:rFonts w:ascii="Arial" w:hAnsi="Arial" w:cs="Arial"/>
-                <w:sz w:val="20"/>
-                <w:szCs w:val="20"/>
-              </w:rPr>
-              <w:t>_auditor</w:t>
-            </w:r>
-            <w:r>
-              <w:rPr>
-                <w:rFonts w:ascii="Arial" w:hAnsi="Arial" w:cs="Arial"/>
-                <w:sz w:val="20"/>
-                <w:szCs w:val="20"/>
-              </w:rPr>
-              <w:t>#1}</w:t>
-            </w:r>
-          </w:p>
-        </w:tc>
-        <w:tc>
-          <w:tcPr>
-            <w:tcW w:w="2753" w:type="dxa"/>
-            <w:shd w:val="clear" w:color="auto" w:fill="auto"/>
-            <w:vAlign w:val="center"/>
-          </w:tcPr>
-          <w:p>
-            <w:pPr>
-              <w:jc w:val="center"/>
-              <w:rPr>
-                <w:rFonts w:ascii="Arial" w:hAnsi="Arial" w:cs="Arial"/>
-                <w:sz w:val="20"/>
-                <w:szCs w:val="20"/>
-              </w:rPr>
-            </w:pPr>
-          </w:p>
-          <w:p>
-            <w:pPr>
-              <w:jc w:val="center"/>
-              <w:rPr>
-                <w:rFonts w:ascii="Arial" w:hAnsi="Arial" w:cs="Arial"/>
-                <w:sz w:val="20"/>
-                <w:szCs w:val="20"/>
-              </w:rPr>
-            </w:pPr>
-            <w:r>
-              <w:rPr>
-                <w:rFonts w:ascii="Arial" w:hAnsi="Arial" w:cs="Arial"/>
-                <w:sz w:val="20"/>
-                <w:szCs w:val="20"/>
-              </w:rPr>
-              <w:t>${date}</w:t>
-            </w:r>
-          </w:p>
-        </w:tc>
-      </w:tr>
-    </w:tbl>
-    <w:p>
-      <w:pPr>
-        <w:spacing w:after="0" w:line="240" w:lineRule="auto"/>
-        <w:rPr>
-          <w:rFonts w:ascii="Arial" w:hAnsi="Arial" w:cs="Arial"/>
-          <w:b/>
-          <w:color w:val="002060"/>
-          <w:sz w:val="20"/>
-          <w:szCs w:val="20"/>
-        </w:rPr>
-      </w:pPr>
-    </w:p>
-    <w:tbl>
-      <w:tblPr>
         <w:tblW w:w="10065" w:type="dxa"/>
         <w:tblInd w:w="-431" w:type="dxa"/>
         <w:tblBorders>
@@ -2544,7 +1721,827 @@
     <w:p>
       <w:pPr>
         <w:spacing w:after="0" w:line="240" w:lineRule="auto"/>
-        <w:ind w:left="-426"/>
+        <w:rPr>
+          <w:rFonts w:ascii="Arial" w:hAnsi="Arial" w:cs="Arial"/>
+          <w:sz w:val="20"/>
+          <w:szCs w:val="20"/>
+        </w:rPr>
+      </w:pPr>
+    </w:p>
+    <w:tbl>
+      <w:tblPr>
+        <w:tblStyle w:val="TableGrid"/>
+        <w:tblW w:w="10102" w:type="dxa"/>
+        <w:tblInd w:w="-431" w:type="dxa"/>
+        <w:tblLook w:val="04A0" w:firstRow="1" w:lastRow="0" w:firstColumn="1" w:lastColumn="0" w:noHBand="0" w:noVBand="1"/>
+      </w:tblPr>
+      <w:tblGrid>
+        <w:gridCol w:w="4241"/>
+        <w:gridCol w:w="3108"/>
+        <w:gridCol w:w="2753"/>
+      </w:tblGrid>
+      <w:tr>
+        <w:tc>
+          <w:tcPr>
+            <w:tcW w:w="10102" w:type="dxa"/>
+            <w:gridSpan w:val="3"/>
+            <w:tcBorders>
+              <w:bottom w:val="single" w:sz="4" w:space="0" w:color="auto"/>
+            </w:tcBorders>
+            <w:shd w:val="clear" w:color="auto" w:fill="BDD6EE" w:themeFill="accent1" w:themeFillTint="66"/>
+          </w:tcPr>
+          <w:p>
+            <w:pPr>
+              <w:rPr>
+                <w:rFonts w:ascii="Arial" w:hAnsi="Arial" w:cs="Arial"/>
+                <w:sz w:val="20"/>
+                <w:szCs w:val="20"/>
+                <w:lang w:val="fi-FI"/>
+              </w:rPr>
+            </w:pPr>
+            <w:r>
+              <w:rPr>
+                <w:rFonts w:ascii="Arial" w:hAnsi="Arial" w:cs="Arial"/>
+                <w:sz w:val="20"/>
+                <w:szCs w:val="20"/>
+                <w:lang w:val="fi-FI"/>
+              </w:rPr>
+              <w:t xml:space="preserve">Deskripsi / Uraian Temuan </w:t>
+            </w:r>
+            <w:r>
+              <w:rPr>
+                <w:rFonts w:ascii="Arial" w:hAnsi="Arial" w:cs="Arial"/>
+                <w:i/>
+                <w:sz w:val="20"/>
+                <w:szCs w:val="20"/>
+                <w:lang w:val="fi-FI"/>
+              </w:rPr>
+              <w:t>(diisi oleh Auditor)</w:t>
+            </w:r>
+          </w:p>
+        </w:tc>
+      </w:tr>
+      <w:tr>
+        <w:trPr>
+          <w:trHeight w:val="57"/>
+        </w:trPr>
+        <w:tc>
+          <w:tcPr>
+            <w:tcW w:w="10102" w:type="dxa"/>
+            <w:gridSpan w:val="3"/>
+            <w:tcBorders>
+              <w:top w:val="single" w:sz="4" w:space="0" w:color="auto"/>
+              <w:bottom w:val="nil"/>
+            </w:tcBorders>
+            <w:shd w:val="clear" w:color="auto" w:fill="auto"/>
+            <w:vAlign w:val="center"/>
+          </w:tcPr>
+          <w:p>
+            <w:pPr>
+              <w:spacing w:line="276" w:lineRule="auto"/>
+              <w:rPr>
+                <w:rFonts w:ascii="Arial" w:hAnsi="Arial" w:cs="Arial"/>
+                <w:sz w:val="2"/>
+                <w:szCs w:val="2"/>
+                <w:lang w:val="fi-FI"/>
+              </w:rPr>
+            </w:pPr>
+          </w:p>
+        </w:tc>
+      </w:tr>
+      <w:tr>
+        <w:trPr>
+          <w:trHeight w:val="340"/>
+        </w:trPr>
+        <w:tc>
+          <w:tcPr>
+            <w:tcW w:w="10102" w:type="dxa"/>
+            <w:gridSpan w:val="3"/>
+            <w:tcBorders>
+              <w:top w:val="nil"/>
+              <w:bottom w:val="nil"/>
+            </w:tcBorders>
+            <w:shd w:val="clear" w:color="auto" w:fill="auto"/>
+            <w:vAlign w:val="center"/>
+          </w:tcPr>
+          <w:p>
+            <w:pPr>
+              <w:spacing w:line="276" w:lineRule="auto"/>
+              <w:rPr>
+                <w:rFonts w:ascii="Arial" w:hAnsi="Arial" w:cs="Arial"/>
+                <w:sz w:val="20"/>
+                <w:szCs w:val="20"/>
+                <w:lang w:val="fi-FI"/>
+              </w:rPr>
+            </w:pPr>
+            <w:r>
+              <w:rPr>
+                <w:rFonts w:ascii="Arial" w:hAnsi="Arial" w:cs="Arial"/>
+                <w:sz w:val="20"/>
+                <w:szCs w:val="20"/>
+                <w:lang w:val="fi-FI"/>
+              </w:rPr>
+              <w:t>${no</w:t>
+            </w:r>
+            <w:r>
+              <w:rPr>
+                <w:rFonts w:ascii="Arial" w:hAnsi="Arial" w:cs="Arial"/>
+                <w:sz w:val="20"/>
+                <w:szCs w:val="20"/>
+                <w:lang w:val="fi-FI"/>
+              </w:rPr>
+              <w:t>Deskripsi</w:t>
+            </w:r>
+            <w:r>
+              <w:rPr>
+                <w:rFonts w:ascii="Arial" w:hAnsi="Arial" w:cs="Arial"/>
+                <w:sz w:val="20"/>
+                <w:szCs w:val="20"/>
+                <w:lang w:val="fi-FI"/>
+              </w:rPr>
+              <w:t>}</w:t>
+            </w:r>
+            <w:r>
+              <w:rPr>
+                <w:rFonts w:ascii="Arial" w:hAnsi="Arial" w:cs="Arial"/>
+                <w:sz w:val="20"/>
+                <w:szCs w:val="20"/>
+                <w:lang w:val="fi-FI"/>
+              </w:rPr>
+              <w:t>${kodeDeskripsi}</w:t>
+            </w:r>
+          </w:p>
+          <w:p>
+            <w:pPr>
+              <w:spacing w:line="276" w:lineRule="auto"/>
+              <w:rPr>
+                <w:rFonts w:ascii="Arial" w:hAnsi="Arial" w:cs="Arial"/>
+                <w:sz w:val="20"/>
+                <w:szCs w:val="20"/>
+                <w:lang w:val="fi-FI"/>
+              </w:rPr>
+            </w:pPr>
+            <w:r>
+              <w:rPr>
+                <w:rFonts w:ascii="Arial" w:hAnsi="Arial" w:cs="Arial"/>
+                <w:sz w:val="20"/>
+                <w:szCs w:val="20"/>
+                <w:lang w:val="fi-FI"/>
+              </w:rPr>
+              <w:t>${deskripsi}</w:t>
+            </w:r>
+          </w:p>
+        </w:tc>
+      </w:tr>
+      <w:tr>
+        <w:trPr>
+          <w:trHeight w:val="20"/>
+        </w:trPr>
+        <w:tc>
+          <w:tcPr>
+            <w:tcW w:w="10102" w:type="dxa"/>
+            <w:gridSpan w:val="3"/>
+            <w:tcBorders>
+              <w:top w:val="nil"/>
+              <w:bottom w:val="single" w:sz="4" w:space="0" w:color="auto"/>
+            </w:tcBorders>
+            <w:shd w:val="clear" w:color="auto" w:fill="auto"/>
+            <w:vAlign w:val="center"/>
+          </w:tcPr>
+          <w:p>
+            <w:pPr>
+              <w:spacing w:line="276" w:lineRule="auto"/>
+              <w:rPr>
+                <w:rFonts w:ascii="Arial" w:hAnsi="Arial" w:cs="Arial"/>
+                <w:sz w:val="2"/>
+                <w:szCs w:val="2"/>
+                <w:lang w:val="fi-FI"/>
+              </w:rPr>
+            </w:pPr>
+          </w:p>
+        </w:tc>
+      </w:tr>
+      <w:tr>
+        <w:tc>
+          <w:tcPr>
+            <w:tcW w:w="10102" w:type="dxa"/>
+            <w:gridSpan w:val="3"/>
+            <w:tcBorders>
+              <w:top w:val="single" w:sz="4" w:space="0" w:color="auto"/>
+              <w:bottom w:val="single" w:sz="4" w:space="0" w:color="auto"/>
+            </w:tcBorders>
+            <w:shd w:val="clear" w:color="auto" w:fill="BDD6EE" w:themeFill="accent1" w:themeFillTint="66"/>
+          </w:tcPr>
+          <w:p>
+            <w:pPr>
+              <w:rPr>
+                <w:rFonts w:ascii="Arial" w:hAnsi="Arial" w:cs="Arial"/>
+                <w:sz w:val="20"/>
+                <w:szCs w:val="20"/>
+              </w:rPr>
+            </w:pPr>
+            <w:proofErr w:type="spellStart"/>
+            <w:r>
+              <w:rPr>
+                <w:rFonts w:ascii="Arial" w:hAnsi="Arial" w:cs="Arial"/>
+                <w:sz w:val="20"/>
+                <w:szCs w:val="20"/>
+              </w:rPr>
+              <w:t>Analisis</w:t>
+            </w:r>
+            <w:proofErr w:type="spellEnd"/>
+            <w:r>
+              <w:rPr>
+                <w:rFonts w:ascii="Arial" w:hAnsi="Arial" w:cs="Arial"/>
+                <w:sz w:val="20"/>
+                <w:szCs w:val="20"/>
+              </w:rPr>
+              <w:t xml:space="preserve"> </w:t>
+            </w:r>
+            <w:proofErr w:type="spellStart"/>
+            <w:r>
+              <w:rPr>
+                <w:rFonts w:ascii="Arial" w:hAnsi="Arial" w:cs="Arial"/>
+                <w:sz w:val="20"/>
+                <w:szCs w:val="20"/>
+              </w:rPr>
+              <w:t>Penyebab</w:t>
+            </w:r>
+            <w:proofErr w:type="spellEnd"/>
+          </w:p>
+        </w:tc>
+      </w:tr>
+      <w:tr>
+        <w:trPr>
+          <w:trHeight w:val="20"/>
+        </w:trPr>
+        <w:tc>
+          <w:tcPr>
+            <w:tcW w:w="10102" w:type="dxa"/>
+            <w:gridSpan w:val="3"/>
+            <w:tcBorders>
+              <w:top w:val="single" w:sz="4" w:space="0" w:color="auto"/>
+              <w:bottom w:val="nil"/>
+            </w:tcBorders>
+            <w:shd w:val="clear" w:color="auto" w:fill="auto"/>
+            <w:vAlign w:val="center"/>
+          </w:tcPr>
+          <w:p>
+            <w:pPr>
+              <w:rPr>
+                <w:rFonts w:ascii="Arial" w:hAnsi="Arial" w:cs="Arial"/>
+                <w:sz w:val="2"/>
+                <w:szCs w:val="2"/>
+                <w:lang w:val="fi-FI"/>
+              </w:rPr>
+            </w:pPr>
+          </w:p>
+        </w:tc>
+      </w:tr>
+      <w:tr>
+        <w:trPr>
+          <w:trHeight w:val="340"/>
+        </w:trPr>
+        <w:tc>
+          <w:tcPr>
+            <w:tcW w:w="10102" w:type="dxa"/>
+            <w:gridSpan w:val="3"/>
+            <w:tcBorders>
+              <w:top w:val="nil"/>
+              <w:bottom w:val="nil"/>
+            </w:tcBorders>
+            <w:shd w:val="clear" w:color="auto" w:fill="auto"/>
+            <w:vAlign w:val="center"/>
+          </w:tcPr>
+          <w:p>
+            <w:pPr>
+              <w:rPr>
+                <w:rFonts w:ascii="Arial" w:hAnsi="Arial" w:cs="Arial"/>
+                <w:sz w:val="20"/>
+                <w:szCs w:val="20"/>
+                <w:lang w:val="fi-FI"/>
+              </w:rPr>
+            </w:pPr>
+            <w:r>
+              <w:rPr>
+                <w:rFonts w:ascii="Arial" w:hAnsi="Arial" w:cs="Arial"/>
+                <w:sz w:val="20"/>
+                <w:szCs w:val="20"/>
+                <w:lang w:val="fi-FI"/>
+              </w:rPr>
+              <w:t>${noAnalisis}</w:t>
+            </w:r>
+            <w:r>
+              <w:rPr>
+                <w:rFonts w:ascii="Arial" w:hAnsi="Arial" w:cs="Arial"/>
+                <w:sz w:val="20"/>
+                <w:szCs w:val="20"/>
+                <w:lang w:val="fi-FI"/>
+              </w:rPr>
+              <w:t>${kode</w:t>
+            </w:r>
+            <w:r>
+              <w:rPr>
+                <w:rFonts w:ascii="Arial" w:hAnsi="Arial" w:cs="Arial"/>
+                <w:sz w:val="20"/>
+                <w:szCs w:val="20"/>
+                <w:lang w:val="fi-FI"/>
+              </w:rPr>
+              <w:t>Analisis</w:t>
+            </w:r>
+            <w:r>
+              <w:rPr>
+                <w:rFonts w:ascii="Arial" w:hAnsi="Arial" w:cs="Arial"/>
+                <w:sz w:val="20"/>
+                <w:szCs w:val="20"/>
+                <w:lang w:val="fi-FI"/>
+              </w:rPr>
+              <w:t>}</w:t>
+            </w:r>
+          </w:p>
+          <w:p>
+            <w:pPr>
+              <w:rPr>
+                <w:rFonts w:ascii="Arial" w:hAnsi="Arial" w:cs="Arial"/>
+                <w:sz w:val="20"/>
+                <w:szCs w:val="20"/>
+              </w:rPr>
+            </w:pPr>
+            <w:r>
+              <w:rPr>
+                <w:rFonts w:ascii="Arial" w:hAnsi="Arial" w:cs="Arial"/>
+                <w:sz w:val="20"/>
+                <w:szCs w:val="20"/>
+              </w:rPr>
+              <w:t>${</w:t>
+            </w:r>
+            <w:proofErr w:type="spellStart"/>
+            <w:r>
+              <w:rPr>
+                <w:rFonts w:ascii="Arial" w:hAnsi="Arial" w:cs="Arial"/>
+                <w:sz w:val="20"/>
+                <w:szCs w:val="20"/>
+              </w:rPr>
+              <w:t>analisis</w:t>
+            </w:r>
+            <w:proofErr w:type="spellEnd"/>
+            <w:r>
+              <w:rPr>
+                <w:rFonts w:ascii="Arial" w:hAnsi="Arial" w:cs="Arial"/>
+                <w:sz w:val="20"/>
+                <w:szCs w:val="20"/>
+              </w:rPr>
+              <w:t>}</w:t>
+            </w:r>
+          </w:p>
+        </w:tc>
+      </w:tr>
+      <w:tr>
+        <w:trPr>
+          <w:trHeight w:val="20"/>
+        </w:trPr>
+        <w:tc>
+          <w:tcPr>
+            <w:tcW w:w="10102" w:type="dxa"/>
+            <w:gridSpan w:val="3"/>
+            <w:tcBorders>
+              <w:top w:val="nil"/>
+              <w:bottom w:val="single" w:sz="4" w:space="0" w:color="auto"/>
+            </w:tcBorders>
+            <w:shd w:val="clear" w:color="auto" w:fill="auto"/>
+            <w:vAlign w:val="center"/>
+          </w:tcPr>
+          <w:p>
+            <w:pPr>
+              <w:rPr>
+                <w:rFonts w:ascii="Arial" w:hAnsi="Arial" w:cs="Arial"/>
+                <w:sz w:val="2"/>
+                <w:szCs w:val="2"/>
+                <w:lang w:val="fi-FI"/>
+              </w:rPr>
+            </w:pPr>
+          </w:p>
+        </w:tc>
+      </w:tr>
+      <w:tr>
+        <w:tc>
+          <w:tcPr>
+            <w:tcW w:w="10102" w:type="dxa"/>
+            <w:gridSpan w:val="3"/>
+            <w:tcBorders>
+              <w:top w:val="single" w:sz="4" w:space="0" w:color="auto"/>
+              <w:bottom w:val="single" w:sz="4" w:space="0" w:color="auto"/>
+            </w:tcBorders>
+            <w:shd w:val="clear" w:color="auto" w:fill="BDD6EE" w:themeFill="accent1" w:themeFillTint="66"/>
+          </w:tcPr>
+          <w:p>
+            <w:pPr>
+              <w:rPr>
+                <w:rFonts w:ascii="Arial" w:hAnsi="Arial" w:cs="Arial"/>
+                <w:sz w:val="20"/>
+                <w:szCs w:val="20"/>
+              </w:rPr>
+            </w:pPr>
+            <w:proofErr w:type="spellStart"/>
+            <w:r>
+              <w:rPr>
+                <w:rFonts w:ascii="Arial" w:hAnsi="Arial" w:cs="Arial"/>
+                <w:sz w:val="20"/>
+                <w:szCs w:val="20"/>
+              </w:rPr>
+              <w:t>Akibat</w:t>
+            </w:r>
+            <w:proofErr w:type="spellEnd"/>
+            <w:r>
+              <w:rPr>
+                <w:rFonts w:ascii="Arial" w:hAnsi="Arial" w:cs="Arial"/>
+                <w:sz w:val="20"/>
+                <w:szCs w:val="20"/>
+              </w:rPr>
+              <w:t xml:space="preserve"> </w:t>
+            </w:r>
+          </w:p>
+        </w:tc>
+      </w:tr>
+      <w:tr>
+        <w:trPr>
+          <w:trHeight w:val="20"/>
+        </w:trPr>
+        <w:tc>
+          <w:tcPr>
+            <w:tcW w:w="10102" w:type="dxa"/>
+            <w:gridSpan w:val="3"/>
+            <w:tcBorders>
+              <w:top w:val="single" w:sz="4" w:space="0" w:color="auto"/>
+              <w:bottom w:val="nil"/>
+            </w:tcBorders>
+            <w:shd w:val="clear" w:color="auto" w:fill="auto"/>
+            <w:vAlign w:val="center"/>
+          </w:tcPr>
+          <w:p>
+            <w:pPr>
+              <w:rPr>
+                <w:rFonts w:ascii="Arial" w:hAnsi="Arial" w:cs="Arial"/>
+                <w:sz w:val="2"/>
+                <w:szCs w:val="2"/>
+                <w:lang w:val="fi-FI"/>
+              </w:rPr>
+            </w:pPr>
+          </w:p>
+        </w:tc>
+      </w:tr>
+      <w:tr>
+        <w:trPr>
+          <w:trHeight w:val="340"/>
+        </w:trPr>
+        <w:tc>
+          <w:tcPr>
+            <w:tcW w:w="10102" w:type="dxa"/>
+            <w:gridSpan w:val="3"/>
+            <w:tcBorders>
+              <w:top w:val="nil"/>
+              <w:bottom w:val="nil"/>
+            </w:tcBorders>
+            <w:shd w:val="clear" w:color="auto" w:fill="auto"/>
+            <w:vAlign w:val="center"/>
+          </w:tcPr>
+          <w:p>
+            <w:pPr>
+              <w:rPr>
+                <w:rFonts w:ascii="Arial" w:hAnsi="Arial" w:cs="Arial"/>
+                <w:sz w:val="20"/>
+                <w:szCs w:val="20"/>
+                <w:lang w:val="fi-FI"/>
+              </w:rPr>
+            </w:pPr>
+            <w:r>
+              <w:rPr>
+                <w:rFonts w:ascii="Arial" w:hAnsi="Arial" w:cs="Arial"/>
+                <w:sz w:val="20"/>
+                <w:szCs w:val="20"/>
+                <w:lang w:val="fi-FI"/>
+              </w:rPr>
+              <w:t>${noAkibat}</w:t>
+            </w:r>
+            <w:r>
+              <w:rPr>
+                <w:rFonts w:ascii="Arial" w:hAnsi="Arial" w:cs="Arial"/>
+                <w:sz w:val="20"/>
+                <w:szCs w:val="20"/>
+                <w:lang w:val="fi-FI"/>
+              </w:rPr>
+              <w:t>${kode</w:t>
+            </w:r>
+            <w:r>
+              <w:rPr>
+                <w:rFonts w:ascii="Arial" w:hAnsi="Arial" w:cs="Arial"/>
+                <w:sz w:val="20"/>
+                <w:szCs w:val="20"/>
+                <w:lang w:val="fi-FI"/>
+              </w:rPr>
+              <w:t>Akibat</w:t>
+            </w:r>
+            <w:r>
+              <w:rPr>
+                <w:rFonts w:ascii="Arial" w:hAnsi="Arial" w:cs="Arial"/>
+                <w:sz w:val="20"/>
+                <w:szCs w:val="20"/>
+                <w:lang w:val="fi-FI"/>
+              </w:rPr>
+              <w:t>}</w:t>
+            </w:r>
+          </w:p>
+          <w:p>
+            <w:pPr>
+              <w:rPr>
+                <w:rFonts w:ascii="Arial" w:hAnsi="Arial" w:cs="Arial"/>
+                <w:sz w:val="20"/>
+                <w:szCs w:val="20"/>
+              </w:rPr>
+            </w:pPr>
+            <w:r>
+              <w:rPr>
+                <w:rFonts w:ascii="Arial" w:hAnsi="Arial" w:cs="Arial"/>
+                <w:sz w:val="20"/>
+                <w:szCs w:val="20"/>
+              </w:rPr>
+              <w:t>${</w:t>
+            </w:r>
+            <w:proofErr w:type="spellStart"/>
+            <w:r>
+              <w:rPr>
+                <w:rFonts w:ascii="Arial" w:hAnsi="Arial" w:cs="Arial"/>
+                <w:sz w:val="20"/>
+                <w:szCs w:val="20"/>
+              </w:rPr>
+              <w:t>akibat</w:t>
+            </w:r>
+            <w:proofErr w:type="spellEnd"/>
+            <w:r>
+              <w:rPr>
+                <w:rFonts w:ascii="Arial" w:hAnsi="Arial" w:cs="Arial"/>
+                <w:sz w:val="20"/>
+                <w:szCs w:val="20"/>
+              </w:rPr>
+              <w:t>}</w:t>
+            </w:r>
+          </w:p>
+        </w:tc>
+      </w:tr>
+      <w:tr>
+        <w:trPr>
+          <w:trHeight w:val="20"/>
+        </w:trPr>
+        <w:tc>
+          <w:tcPr>
+            <w:tcW w:w="10102" w:type="dxa"/>
+            <w:gridSpan w:val="3"/>
+            <w:tcBorders>
+              <w:top w:val="nil"/>
+              <w:bottom w:val="single" w:sz="4" w:space="0" w:color="auto"/>
+            </w:tcBorders>
+            <w:shd w:val="clear" w:color="auto" w:fill="auto"/>
+            <w:vAlign w:val="center"/>
+          </w:tcPr>
+          <w:p>
+            <w:pPr>
+              <w:rPr>
+                <w:rFonts w:ascii="Arial" w:hAnsi="Arial" w:cs="Arial"/>
+                <w:sz w:val="2"/>
+                <w:szCs w:val="2"/>
+                <w:lang w:val="fi-FI"/>
+              </w:rPr>
+            </w:pPr>
+          </w:p>
+        </w:tc>
+      </w:tr>
+      <w:tr>
+        <w:tc>
+          <w:tcPr>
+            <w:tcW w:w="4241" w:type="dxa"/>
+            <w:tcBorders>
+              <w:top w:val="single" w:sz="4" w:space="0" w:color="auto"/>
+            </w:tcBorders>
+            <w:shd w:val="clear" w:color="auto" w:fill="BDD6EE" w:themeFill="accent1" w:themeFillTint="66"/>
+          </w:tcPr>
+          <w:p>
+            <w:pPr>
+              <w:rPr>
+                <w:rFonts w:ascii="Arial" w:hAnsi="Arial" w:cs="Arial"/>
+                <w:sz w:val="20"/>
+                <w:szCs w:val="20"/>
+              </w:rPr>
+            </w:pPr>
+            <w:proofErr w:type="spellStart"/>
+            <w:r>
+              <w:rPr>
+                <w:rFonts w:ascii="Arial" w:hAnsi="Arial" w:cs="Arial"/>
+                <w:sz w:val="20"/>
+                <w:szCs w:val="20"/>
+              </w:rPr>
+              <w:t>Ketua</w:t>
+            </w:r>
+            <w:proofErr w:type="spellEnd"/>
+            <w:r>
+              <w:rPr>
+                <w:rFonts w:ascii="Arial" w:hAnsi="Arial" w:cs="Arial"/>
+                <w:sz w:val="20"/>
+                <w:szCs w:val="20"/>
+              </w:rPr>
+              <w:t xml:space="preserve"> Auditor</w:t>
+            </w:r>
+          </w:p>
+        </w:tc>
+        <w:tc>
+          <w:tcPr>
+            <w:tcW w:w="3108" w:type="dxa"/>
+            <w:tcBorders>
+              <w:top w:val="single" w:sz="4" w:space="0" w:color="auto"/>
+            </w:tcBorders>
+            <w:shd w:val="clear" w:color="auto" w:fill="BDD6EE" w:themeFill="accent1" w:themeFillTint="66"/>
+          </w:tcPr>
+          <w:p>
+            <w:pPr>
+              <w:rPr>
+                <w:rFonts w:ascii="Arial" w:hAnsi="Arial" w:cs="Arial"/>
+                <w:sz w:val="20"/>
+                <w:szCs w:val="20"/>
+              </w:rPr>
+            </w:pPr>
+            <w:r>
+              <w:rPr>
+                <w:rFonts w:ascii="Arial" w:hAnsi="Arial" w:cs="Arial"/>
+                <w:sz w:val="20"/>
+                <w:szCs w:val="20"/>
+              </w:rPr>
+              <w:t>Tanda Tangan</w:t>
+            </w:r>
+          </w:p>
+        </w:tc>
+        <w:tc>
+          <w:tcPr>
+            <w:tcW w:w="2753" w:type="dxa"/>
+            <w:tcBorders>
+              <w:top w:val="single" w:sz="4" w:space="0" w:color="auto"/>
+            </w:tcBorders>
+            <w:shd w:val="clear" w:color="auto" w:fill="BDD6EE" w:themeFill="accent1" w:themeFillTint="66"/>
+          </w:tcPr>
+          <w:p>
+            <w:pPr>
+              <w:rPr>
+                <w:rFonts w:ascii="Arial" w:hAnsi="Arial" w:cs="Arial"/>
+                <w:sz w:val="20"/>
+                <w:szCs w:val="20"/>
+              </w:rPr>
+            </w:pPr>
+            <w:proofErr w:type="spellStart"/>
+            <w:r>
+              <w:rPr>
+                <w:rFonts w:ascii="Arial" w:hAnsi="Arial" w:cs="Arial"/>
+                <w:sz w:val="20"/>
+                <w:szCs w:val="20"/>
+              </w:rPr>
+              <w:t>Tanggal</w:t>
+            </w:r>
+            <w:proofErr w:type="spellEnd"/>
+            <w:r>
+              <w:rPr>
+                <w:rFonts w:ascii="Arial" w:hAnsi="Arial" w:cs="Arial"/>
+                <w:sz w:val="20"/>
+                <w:szCs w:val="20"/>
+              </w:rPr>
+              <w:t xml:space="preserve"> Audit</w:t>
+            </w:r>
+          </w:p>
+        </w:tc>
+      </w:tr>
+      <w:tr>
+        <w:tc>
+          <w:tcPr>
+            <w:tcW w:w="4241" w:type="dxa"/>
+            <w:shd w:val="clear" w:color="auto" w:fill="auto"/>
+            <w:vAlign w:val="center"/>
+          </w:tcPr>
+          <w:p>
+            <w:pPr>
+              <w:jc w:val="center"/>
+              <w:rPr>
+                <w:rFonts w:ascii="Arial" w:hAnsi="Arial" w:cs="Arial"/>
+                <w:sz w:val="20"/>
+                <w:szCs w:val="20"/>
+              </w:rPr>
+            </w:pPr>
+          </w:p>
+          <w:p>
+            <w:pPr>
+              <w:jc w:val="center"/>
+              <w:rPr>
+                <w:rFonts w:ascii="Arial" w:hAnsi="Arial" w:cs="Arial"/>
+                <w:sz w:val="20"/>
+                <w:szCs w:val="20"/>
+              </w:rPr>
+            </w:pPr>
+            <w:r>
+              <w:rPr>
+                <w:rFonts w:ascii="Arial" w:hAnsi="Arial" w:cs="Arial"/>
+                <w:sz w:val="20"/>
+                <w:szCs w:val="20"/>
+              </w:rPr>
+              <w:t>${auditor#1}</w:t>
+            </w:r>
+          </w:p>
+          <w:p>
+            <w:pPr>
+              <w:jc w:val="center"/>
+              <w:rPr>
+                <w:rFonts w:ascii="Arial" w:hAnsi="Arial" w:cs="Arial"/>
+                <w:sz w:val="20"/>
+                <w:szCs w:val="20"/>
+              </w:rPr>
+            </w:pPr>
+          </w:p>
+        </w:tc>
+        <w:tc>
+          <w:tcPr>
+            <w:tcW w:w="3108" w:type="dxa"/>
+            <w:shd w:val="clear" w:color="auto" w:fill="auto"/>
+            <w:vAlign w:val="center"/>
+          </w:tcPr>
+          <w:p>
+            <w:pPr>
+              <w:jc w:val="center"/>
+              <w:rPr>
+                <w:rFonts w:ascii="Arial" w:hAnsi="Arial" w:cs="Arial"/>
+                <w:sz w:val="20"/>
+                <w:szCs w:val="20"/>
+              </w:rPr>
+            </w:pPr>
+            <w:r>
+              <w:rPr>
+                <w:rFonts w:ascii="Arial" w:hAnsi="Arial" w:cs="Arial"/>
+                <w:sz w:val="20"/>
+                <w:szCs w:val="20"/>
+              </w:rPr>
+              <w:t>${image</w:t>
+            </w:r>
+            <w:r>
+              <w:rPr>
+                <w:rFonts w:ascii="Arial" w:hAnsi="Arial" w:cs="Arial"/>
+                <w:sz w:val="20"/>
+                <w:szCs w:val="20"/>
+              </w:rPr>
+              <w:t>_auditor</w:t>
+            </w:r>
+            <w:r>
+              <w:rPr>
+                <w:rFonts w:ascii="Arial" w:hAnsi="Arial" w:cs="Arial"/>
+                <w:sz w:val="20"/>
+                <w:szCs w:val="20"/>
+              </w:rPr>
+              <w:t>#1}</w:t>
+            </w:r>
+          </w:p>
+        </w:tc>
+        <w:tc>
+          <w:tcPr>
+            <w:tcW w:w="2753" w:type="dxa"/>
+            <w:shd w:val="clear" w:color="auto" w:fill="auto"/>
+            <w:vAlign w:val="center"/>
+          </w:tcPr>
+          <w:p>
+            <w:pPr>
+              <w:jc w:val="center"/>
+              <w:rPr>
+                <w:rFonts w:ascii="Arial" w:hAnsi="Arial" w:cs="Arial"/>
+                <w:sz w:val="20"/>
+                <w:szCs w:val="20"/>
+              </w:rPr>
+            </w:pPr>
+          </w:p>
+          <w:p>
+            <w:pPr>
+              <w:jc w:val="center"/>
+              <w:rPr>
+                <w:rFonts w:ascii="Arial" w:hAnsi="Arial" w:cs="Arial"/>
+                <w:sz w:val="20"/>
+                <w:szCs w:val="20"/>
+              </w:rPr>
+            </w:pPr>
+            <w:r>
+              <w:rPr>
+                <w:rFonts w:ascii="Arial" w:hAnsi="Arial" w:cs="Arial"/>
+                <w:sz w:val="20"/>
+                <w:szCs w:val="20"/>
+              </w:rPr>
+              <w:t>${date}</w:t>
+            </w:r>
+          </w:p>
+        </w:tc>
+      </w:tr>
+    </w:tbl>
+    <w:p>
+      <w:pPr>
+        <w:spacing w:after="0" w:line="240" w:lineRule="auto"/>
         <w:rPr>
           <w:rFonts w:ascii="Arial" w:hAnsi="Arial" w:cs="Arial"/>
           <w:b/>
@@ -4687,7 +4684,7 @@
   <w:style w:type="paragraph" w:default="1" w:styleId="Normal">
     <w:name w:val="Normal"/>
     <w:qFormat/>
-    <w:rsid w:val="00BD7032"/>
+    <w:rsid w:val="00500E25"/>
   </w:style>
   <w:style w:type="character" w:default="1" w:styleId="DefaultParagraphFont">
     <w:name w:val="Default Paragraph Font"/>
